--- a/public/resume/Sridhar_Mahalingam_Software_Developer_Europe.docx
+++ b/public/resume/Sridhar_Mahalingam_Software_Developer_Europe.docx
@@ -8,6 +8,7 @@
         <w:jc w:val="center"/>
       </w:pPr>
       <w:bookmarkStart w:id="0" w:name="_GoBack"/>
+      <w:bookmarkEnd w:id="0"/>
       <w:r>
         <w:rPr>
           <w:noProof/>
@@ -199,7 +200,15 @@
           <w:sz w:val="17"/>
           <w:szCs w:val="17"/>
         </w:rPr>
-        <w:t xml:space="preserve">  ·  Currently in Doha, Qatar  ·  Open to EU relocation  ·  Requires work-visa sponsorship</w:t>
+        <w:t xml:space="preserve">  ·  </w:t>
+      </w:r>
+      <w:r>
+        <w:rPr>
+          <w:color w:val="4A4A4A"/>
+          <w:sz w:val="17"/>
+          <w:szCs w:val="17"/>
+        </w:rPr>
+        <w:t>Currently in Doha, Qatar  ·  Open to EU relocation  ·  Requires work-visa sponsorship</w:t>
       </w:r>
     </w:p>
     <w:p>
@@ -230,25 +239,13 @@
         <w:rPr>
           <w:color w:val="1A1A1A"/>
         </w:rPr>
-        <w:t>Software Developer with 3+ years of experience shipping production web and mobile applications end to end, currently serving as Senior Backend Developer at Holora Performance in Doha — from database schema and REST API design through to responsive frontend</w:t>
-      </w:r>
-      <w:r>
-        <w:rPr>
-          <w:color w:val="1A1A1A"/>
-        </w:rPr>
-        <w:t xml:space="preserve">s, Linux deployment and post-launch support. Specialises in Python/Django REST Framework backends paired with React and Next.js frontends, with hands-on delivery of Flutter and native Android applications. Has independently owned six live client platforms </w:t>
-      </w:r>
-      <w:r>
-        <w:rPr>
-          <w:color w:val="1A1A1A"/>
-        </w:rPr>
-        <w:t>across UK and Qatar markets, covering payment integration (Stripe), AWS services, real-time features via WebSockets and Celery, JWT/RBAC security and VPS deployment. Comfortable as the sole technical owner of a product, and experienced in direct English-la</w:t>
-      </w:r>
-      <w:r>
-        <w:rPr>
-          <w:color w:val="1A1A1A"/>
-        </w:rPr>
-        <w:t>nguage requirements gathering with international stakeholders. Also leads in-house machine learning development, training OCR and computer-vision models internally without third-party AI services. Currently based in Doha and seeking a Software Developer role within the European Union.</w:t>
+        <w:t xml:space="preserve">Software Developer with 3+ years of experience shipping production web and mobile applications end to end, currently serving as Senior Backend Developer at Holora Performance in Doha — from database schema and REST API design through to responsive frontends, Linux deployment and post-launch support. Specialises in Python/Django REST Framework backends paired with React and Next.js frontends, with hands-on delivery of Flutter and native Android applications. Has independently owned six live client platforms across UK and Qatar markets, covering payment integration (Stripe), AWS services, real-time features via WebSockets and Celery, JWT/RBAC security and VPS deployment. Comfortable as the sole technical owner of a product, and experienced in direct English-language requirements gathering with international stakeholders. Also leads in-house machine learning development, training OCR and computer-vision models internally without third-party AI services, and building multi-agent LLM research systems on fully local models. Currently based in Doha and </w:t>
+      </w:r>
+      <w:r>
+        <w:rPr>
+          <w:color w:val="1A1A1A"/>
+        </w:rPr>
+        <w:t>seeking a Software Developer role within the European Union.</w:t>
       </w:r>
     </w:p>
     <w:p>
@@ -305,13 +302,7 @@
         <w:rPr>
           <w:color w:val="1A1A1A"/>
         </w:rPr>
-        <w:t>Django, Django REST Framework, Django Channels, Celery, Flask, RESTful API design, JWT &amp; OAuth, WebSockets, Role-B</w:t>
-      </w:r>
-      <w:r>
-        <w:rPr>
-          <w:color w:val="1A1A1A"/>
-        </w:rPr>
-        <w:t>ased Access Control, Redis queues</w:t>
+        <w:t>Django, Django REST Framework, Django Channels, Celery, Flask, RESTful API design, JWT &amp; OAuth, WebSockets, Role-Based Access Control, Redis queues</w:t>
       </w:r>
     </w:p>
     <w:p>
@@ -349,13 +340,7 @@
         <w:rPr>
           <w:color w:val="1A1A1A"/>
         </w:rPr>
-        <w:t>Flutter (Riverpod, Freezed, Dio, GoRouter, Hive), React Native, Na</w:t>
-      </w:r>
-      <w:r>
-        <w:rPr>
-          <w:color w:val="1A1A1A"/>
-        </w:rPr>
-        <w:t>tive Android (Kotlin, Jetpack Compose, Hilt, Room, WorkManager, VpnService)</w:t>
+        <w:t>Flutter (Riverpod, Freezed, Dio, GoRouter, Hive), React Native, Native Android (Kotlin, Jetpack Compose, Hilt, Room, WorkManager, VpnService)</w:t>
       </w:r>
     </w:p>
     <w:p>
@@ -374,13 +359,7 @@
         <w:rPr>
           <w:color w:val="1A1A1A"/>
         </w:rPr>
-        <w:t>Clean Architecture, ports and adapters, modular monolith, metadata-driven design, event sourcing, multi-tenancy with row-level security and query-layer isolation, bus</w:t>
-      </w:r>
-      <w:r>
-        <w:rPr>
-          <w:color w:val="1A1A1A"/>
-        </w:rPr>
-        <w:t>iness rules engines, double-entry ledger design, offline-first systems.</w:t>
+        <w:t>Clean Architecture, ports and adapters, modular monolith, metadata-driven design, event sourcing, multi-tenancy with row-level security and query-layer isolation, business rules engines, double-entry ledger design, offline-first systems.</w:t>
       </w:r>
     </w:p>
     <w:p>
@@ -399,13 +378,7 @@
         <w:rPr>
           <w:color w:val="1A1A1A"/>
         </w:rPr>
-        <w:t>PyTorch, FCOS object detection, ONNX Runtime, computer vision, model training and evaluation (IoU precision/recall, mAP), dataset preparation, OCR development, Tesser</w:t>
-      </w:r>
-      <w:r>
-        <w:rPr>
-          <w:color w:val="1A1A1A"/>
-        </w:rPr>
-        <w:t>act, self-hosted GPU inference — built without third-party AI services or external inference APIs.</w:t>
+        <w:t>PyTorch, LangGraph multi-agent orchestration, RAG (pgvector, FAISS, hybrid BM25 retrieval), Ollama local LLM inference, FCOS object detection, ONNX Runtime, computer vision, model training and evaluation (IoU precision/recall, mAP), dataset preparation, OCR development, Tesseract, self-hosted GPU inference — built without third-party AI services or external inference APIs.</w:t>
       </w:r>
     </w:p>
     <w:p>
@@ -424,13 +397,7 @@
         <w:rPr>
           <w:color w:val="1A1A1A"/>
         </w:rPr>
-        <w:t>Tauri (Rust shell + web frontend), C# / .NET 10 with WPF, offline-first architecture, on-device persistence, peer synchronisation, Windows packaging</w:t>
-      </w:r>
-      <w:r>
-        <w:rPr>
-          <w:color w:val="1A1A1A"/>
-        </w:rPr>
-        <w:t>.</w:t>
+        <w:t>Tauri (Rust shell + web frontend), C# / .NET 10 with WPF, offline-first architecture, on-device persistence, peer synchronisation, Windows packaging.</w:t>
       </w:r>
     </w:p>
     <w:p>
@@ -481,46 +448,32 @@
           <w:bCs/>
           <w:color w:val="10314F"/>
         </w:rPr>
-        <w:t>Integrat</w:t>
-      </w:r>
+        <w:t xml:space="preserve">Integrations  </w:t>
+      </w:r>
+      <w:r>
+        <w:rPr>
+          <w:color w:val="1A1A1A"/>
+        </w:rPr>
+        <w:t>Stripe Payment Gateway, Firebase Cloud Messaging, Google Maps Platform, AWS SES, third-party REST APIs</w:t>
+      </w:r>
+    </w:p>
+    <w:p>
+      <w:pPr>
+        <w:spacing w:after="50" w:line="250" w:lineRule="auto"/>
+      </w:pPr>
       <w:r>
         <w:rPr>
           <w:b/>
           <w:bCs/>
           <w:color w:val="10314F"/>
         </w:rPr>
-        <w:t xml:space="preserve">ions  </w:t>
-      </w:r>
-      <w:r>
-        <w:rPr>
-          <w:color w:val="1A1A1A"/>
-        </w:rPr>
-        <w:t>Stripe Payment Gateway, Firebase Cloud Messaging, Google Maps Platform, AWS SES, third-party REST APIs</w:t>
-      </w:r>
-    </w:p>
-    <w:p>
-      <w:pPr>
-        <w:spacing w:after="50" w:line="250" w:lineRule="auto"/>
-      </w:pPr>
-      <w:r>
-        <w:rPr>
-          <w:b/>
-          <w:bCs/>
-          <w:color w:val="10314F"/>
-        </w:rPr>
         <w:t xml:space="preserve">Systems &amp; Networking  </w:t>
       </w:r>
       <w:r>
         <w:rPr>
           <w:color w:val="1A1A1A"/>
         </w:rPr>
-        <w:t>DNS protocol and resolution, DoH/DoT, Android VpnService and TUN packet processing, local DNS server implementation, Bloom fi</w:t>
-      </w:r>
-      <w:r>
-        <w:rPr>
-          <w:color w:val="1A1A1A"/>
-        </w:rPr>
-        <w:t>lters, Patricia tries, LFU caching, Manifest V3 browser extensions.</w:t>
+        <w:t>DNS protocol and resolution, DoH/DoT, Android VpnService and TUN packet processing, local DNS server implementation, Bloom filters, Patricia tries, LFU caching, Manifest V3 browser extensions.</w:t>
       </w:r>
     </w:p>
     <w:p>
@@ -638,51 +591,37 @@
           <w:bCs/>
           <w:color w:val="0A0A0A"/>
         </w:rPr>
-        <w:t xml:space="preserve">Own backend architecture across seven concurrent </w:t>
-      </w:r>
+        <w:t>Own backend architecture across seven concurrent products</w:t>
+      </w:r>
+      <w:r>
+        <w:rPr>
+          <w:color w:val="1A1A1A"/>
+        </w:rPr>
+        <w:t xml:space="preserve"> — Django REST Framework services, PostgreSQL data models, authentication and authorisation layers, and API contracts consumed by web, mobile and desktop clients.</w:t>
+      </w:r>
+    </w:p>
+    <w:p>
+      <w:pPr>
+        <w:pStyle w:val="ListParagraph"/>
+        <w:numPr>
+          <w:ilvl w:val="0"/>
+          <w:numId w:val="2"/>
+        </w:numPr>
+        <w:spacing w:after="40" w:line="250" w:lineRule="auto"/>
+      </w:pPr>
       <w:r>
         <w:rPr>
           <w:b/>
           <w:bCs/>
           <w:color w:val="0A0A0A"/>
         </w:rPr>
-        <w:t>products</w:t>
-      </w:r>
-      <w:r>
-        <w:rPr>
-          <w:color w:val="1A1A1A"/>
-        </w:rPr>
-        <w:t xml:space="preserve"> — Django REST Framework services, PostgreSQL data models, authentication and authorisation layers, and API contracts consumed by web, mobile and desktop clients.</w:t>
-      </w:r>
-    </w:p>
-    <w:p>
-      <w:pPr>
-        <w:pStyle w:val="ListParagraph"/>
-        <w:numPr>
-          <w:ilvl w:val="0"/>
-          <w:numId w:val="2"/>
-        </w:numPr>
-        <w:spacing w:after="40" w:line="250" w:lineRule="auto"/>
-      </w:pPr>
-      <w:r>
-        <w:rPr>
-          <w:b/>
-          <w:bCs/>
-          <w:color w:val="0A0A0A"/>
-        </w:rPr>
         <w:t>Lead in-house machine learning development</w:t>
       </w:r>
       <w:r>
         <w:rPr>
           <w:color w:val="1A1A1A"/>
         </w:rPr>
-        <w:t xml:space="preserve"> — all models trained internally on self-ho</w:t>
-      </w:r>
-      <w:r>
-        <w:rPr>
-          <w:color w:val="1A1A1A"/>
-        </w:rPr>
-        <w:t>sted infrastructure, with no third-party AI provider or external inference API anywhere in the pipeline.</w:t>
+        <w:t xml:space="preserve"> — all models trained internally on self-hosted infrastructure, with no third-party AI provider or external inference API anywhere in the pipeline.</w:t>
       </w:r>
     </w:p>
     <w:p>
@@ -707,13 +646,7 @@
         <w:rPr>
           <w:color w:val="1A1A1A"/>
         </w:rPr>
-        <w:t xml:space="preserve"> — Linux server administration, Nginx, HTTPS/TLS, environment separation, database backups and post-release sup</w:t>
-      </w:r>
-      <w:r>
-        <w:rPr>
-          <w:color w:val="1A1A1A"/>
-        </w:rPr>
-        <w:t>port.</w:t>
+        <w:t xml:space="preserve"> — Linux server administration, Nginx, HTTPS/TLS, environment separation, database backups and post-release support.</w:t>
       </w:r>
     </w:p>
     <w:p>
@@ -792,15 +725,59 @@
           <w:bCs/>
           <w:color w:val="10314F"/>
         </w:rPr>
-        <w:t>E-Comm</w:t>
-      </w:r>
+        <w:t>E-Commerce Mobile Application</w:t>
+      </w:r>
+    </w:p>
+    <w:p>
+      <w:pPr>
+        <w:spacing w:after="50" w:line="250" w:lineRule="auto"/>
+      </w:pPr>
+      <w:r>
+        <w:rPr>
+          <w:b/>
+          <w:bCs/>
+          <w:color w:val="1B6E8C"/>
+          <w:sz w:val="17"/>
+          <w:szCs w:val="17"/>
+        </w:rPr>
+        <w:t xml:space="preserve">Stack: </w:t>
+      </w:r>
+      <w:r>
+        <w:rPr>
+          <w:color w:val="4A4A4A"/>
+          <w:sz w:val="17"/>
+          <w:szCs w:val="17"/>
+        </w:rPr>
+        <w:t>Flutter (Dart) · Django REST Framework · PostgreSQL · Firebase Cloud Messaging</w:t>
+      </w:r>
+    </w:p>
+    <w:p>
+      <w:pPr>
+        <w:pStyle w:val="ListParagraph"/>
+        <w:numPr>
+          <w:ilvl w:val="0"/>
+          <w:numId w:val="2"/>
+        </w:numPr>
+        <w:spacing w:after="40" w:line="250" w:lineRule="auto"/>
+      </w:pPr>
+      <w:r>
+        <w:rPr>
+          <w:color w:val="1A1A1A"/>
+        </w:rPr>
+        <w:t>Companion mobile commerce app on a shared REST layer, with endpoints designed for mobile constraints (payload minimisation, pagination, offline-tolerant sync), push-notification infrastructure and secure token storage with automatic refresh.</w:t>
+      </w:r>
+    </w:p>
+    <w:p>
+      <w:pPr>
+        <w:spacing w:before="120" w:after="30"/>
+      </w:pPr>
       <w:r>
         <w:rPr>
           <w:b/>
           <w:bCs/>
           <w:color w:val="10314F"/>
         </w:rPr>
-        <w:t>erce Mobile Application</w:t>
+        <w:t>Construction ERP — Offline-First Windows Desktop Application</w:t>
       </w:r>
     </w:p>
     <w:p>
@@ -823,29 +800,39 @@
           <w:sz w:val="17"/>
           <w:szCs w:val="17"/>
         </w:rPr>
-        <w:t>Flutter (Dart) · Django REST Framework · PostgreSQL · Firebase Cloud Messaging</w:t>
-      </w:r>
-    </w:p>
-    <w:p>
-      <w:pPr>
-        <w:pStyle w:val="ListParagraph"/>
-        <w:numPr>
-          <w:ilvl w:val="0"/>
-          <w:numId w:val="2"/>
-        </w:numPr>
-        <w:spacing w:after="40" w:line="250" w:lineRule="auto"/>
-      </w:pPr>
-      <w:r>
-        <w:rPr>
-          <w:color w:val="1A1A1A"/>
-        </w:rPr>
-        <w:t>Companion mobile commerce app on a shared REST layer, with endpoints designed for mobile constraints (payload minimisation, pagination, offline-to</w:t>
-      </w:r>
-      <w:r>
-        <w:rPr>
-          <w:color w:val="1A1A1A"/>
-        </w:rPr>
-        <w:t>lerant sync), push-notification infrastructure and secure token storage with automatic refresh.</w:t>
+        <w:t>Tauri (Rust shell + web frontend) · REST framework · local on-device storage · peer synchronisation</w:t>
+      </w:r>
+    </w:p>
+    <w:p>
+      <w:pPr>
+        <w:pStyle w:val="ListParagraph"/>
+        <w:numPr>
+          <w:ilvl w:val="0"/>
+          <w:numId w:val="2"/>
+        </w:numPr>
+        <w:spacing w:after="40" w:line="250" w:lineRule="auto"/>
+      </w:pPr>
+      <w:r>
+        <w:rPr>
+          <w:color w:val="1A1A1A"/>
+        </w:rPr>
+        <w:t>ERP delivered as a native Windows desktop application with no hosted server — records persist to local device storage for full offline operation, then synchronise peer-to-peer to other authorised users’ installations on reconnection, with conflict reconciliation for concurrent offline edits.</w:t>
+      </w:r>
+    </w:p>
+    <w:p>
+      <w:pPr>
+        <w:pStyle w:val="ListParagraph"/>
+        <w:numPr>
+          <w:ilvl w:val="0"/>
+          <w:numId w:val="2"/>
+        </w:numPr>
+        <w:spacing w:after="40" w:line="250" w:lineRule="auto"/>
+      </w:pPr>
+      <w:r>
+        <w:rPr>
+          <w:color w:val="1A1A1A"/>
+        </w:rPr>
+        <w:t>Tauri produces a lightweight signed Windows binary with a substantially smaller footprint and memory profile than Electron equivalents; internal REST contracts decouple the interface from the data layer so one API surface serves both local and synchronised operation.</w:t>
       </w:r>
     </w:p>
     <w:p>
@@ -858,7 +845,7 @@
           <w:bCs/>
           <w:color w:val="10314F"/>
         </w:rPr>
-        <w:t>Construction ERP — Offline-First Windows Desktop Application</w:t>
+        <w:t>No-Code Enterprise ERP Platform — Metadata-Driven Application Builder</w:t>
       </w:r>
     </w:p>
     <w:p>
@@ -881,59 +868,39 @@
           <w:sz w:val="17"/>
           <w:szCs w:val="17"/>
         </w:rPr>
-        <w:t>Tauri (Rust shell + web frontend) · REST framework · local on-device storage · peer synchron</w:t>
-      </w:r>
-      <w:r>
-        <w:rPr>
-          <w:color w:val="4A4A4A"/>
-          <w:sz w:val="17"/>
-          <w:szCs w:val="17"/>
-        </w:rPr>
-        <w:t>isation</w:t>
-      </w:r>
-    </w:p>
-    <w:p>
-      <w:pPr>
-        <w:pStyle w:val="ListParagraph"/>
-        <w:numPr>
-          <w:ilvl w:val="0"/>
-          <w:numId w:val="2"/>
-        </w:numPr>
-        <w:spacing w:after="40" w:line="250" w:lineRule="auto"/>
-      </w:pPr>
-      <w:r>
-        <w:rPr>
-          <w:color w:val="1A1A1A"/>
-        </w:rPr>
-        <w:t xml:space="preserve">ERP delivered as a native Windows desktop application with no hosted server — records persist to local device storage for full offline operation, then synchronise peer-to-peer to other authorised users’ installations on reconnection, with conflict </w:t>
-      </w:r>
-      <w:r>
-        <w:rPr>
-          <w:color w:val="1A1A1A"/>
-        </w:rPr>
-        <w:t>reconciliation for concurrent offline edits.</w:t>
-      </w:r>
-    </w:p>
-    <w:p>
-      <w:pPr>
-        <w:pStyle w:val="ListParagraph"/>
-        <w:numPr>
-          <w:ilvl w:val="0"/>
-          <w:numId w:val="2"/>
-        </w:numPr>
-        <w:spacing w:after="40" w:line="250" w:lineRule="auto"/>
-      </w:pPr>
-      <w:r>
-        <w:rPr>
-          <w:color w:val="1A1A1A"/>
-        </w:rPr>
-        <w:t>Tauri produces a lightweight signed Windows binary with a substantially smaller footprint and memory profile than Electron equivalents; internal REST contracts decouple the interface from the data layer so one A</w:t>
-      </w:r>
-      <w:r>
-        <w:rPr>
-          <w:color w:val="1A1A1A"/>
-        </w:rPr>
-        <w:t>PI surface serves both local and synchronised operation.</w:t>
+        <w:t>Django REST Framework · Next.js 14 · TypeScript · PostgreSQL with Row-Level Security · Redis · Celery</w:t>
+      </w:r>
+    </w:p>
+    <w:p>
+      <w:pPr>
+        <w:pStyle w:val="ListParagraph"/>
+        <w:numPr>
+          <w:ilvl w:val="0"/>
+          <w:numId w:val="2"/>
+        </w:numPr>
+        <w:spacing w:after="40" w:line="250" w:lineRule="auto"/>
+      </w:pPr>
+      <w:r>
+        <w:rPr>
+          <w:color w:val="1A1A1A"/>
+        </w:rPr>
+        <w:t>No-code enterprise platform in the category addressed by Odoo and Salesforce — entities, fields, relationships and validation stored as metadata and interpreted at runtime, so new modules are created through configuration rather than schema migration and redeployment.</w:t>
+      </w:r>
+    </w:p>
+    <w:p>
+      <w:pPr>
+        <w:pStyle w:val="ListParagraph"/>
+        <w:numPr>
+          <w:ilvl w:val="0"/>
+          <w:numId w:val="2"/>
+        </w:numPr>
+        <w:spacing w:after="40" w:line="250" w:lineRule="auto"/>
+      </w:pPr>
+      <w:r>
+        <w:rPr>
+          <w:color w:val="1A1A1A"/>
+        </w:rPr>
+        <w:t>Event-sourced state changes give complete audit history and point-in-time reconstruction; a business rules engine lets administrators author conditional logic, triggers and automation without developer involvement; multi-tenant isolation is enforced at the database layer via PostgreSQL row-level security, alongside an approval matrix, SLA engine and a genuine double-entry accounting ledger.</w:t>
       </w:r>
     </w:p>
     <w:p>
@@ -946,7 +913,7 @@
           <w:bCs/>
           <w:color w:val="10314F"/>
         </w:rPr>
-        <w:t>No-Code Enterprise ERP Platform — Metadata-Driven Application Builder</w:t>
+        <w:t>OCR &amp; Document Intelligence — In-House Model Development</w:t>
       </w:r>
     </w:p>
     <w:p>
@@ -969,57 +936,39 @@
           <w:sz w:val="17"/>
           <w:szCs w:val="17"/>
         </w:rPr>
-        <w:t>Django REST Framework · Next.js 14 · TypeScript · PostgreSQL with Row-Level Security · Redis · Celery</w:t>
-      </w:r>
-    </w:p>
-    <w:p>
-      <w:pPr>
-        <w:pStyle w:val="ListParagraph"/>
-        <w:numPr>
-          <w:ilvl w:val="0"/>
-          <w:numId w:val="2"/>
-        </w:numPr>
-        <w:spacing w:after="40" w:line="250" w:lineRule="auto"/>
-      </w:pPr>
-      <w:r>
-        <w:rPr>
-          <w:color w:val="1A1A1A"/>
-        </w:rPr>
-        <w:t>No-code enterprise p</w:t>
-      </w:r>
-      <w:r>
-        <w:rPr>
-          <w:color w:val="1A1A1A"/>
-        </w:rPr>
-        <w:t>latform in the category addressed by Odoo and Salesforce — entities, fields, relationships and validation stored as metadata and interpreted at runtime, so new modules are created through configuration rather than schema migration and redeployment.</w:t>
-      </w:r>
-    </w:p>
-    <w:p>
-      <w:pPr>
-        <w:pStyle w:val="ListParagraph"/>
-        <w:numPr>
-          <w:ilvl w:val="0"/>
-          <w:numId w:val="2"/>
-        </w:numPr>
-        <w:spacing w:after="40" w:line="250" w:lineRule="auto"/>
-      </w:pPr>
-      <w:r>
-        <w:rPr>
-          <w:color w:val="1A1A1A"/>
-        </w:rPr>
-        <w:t>Event-s</w:t>
-      </w:r>
-      <w:r>
-        <w:rPr>
-          <w:color w:val="1A1A1A"/>
-        </w:rPr>
-        <w:t>ourced state changes give complete audit history and point-in-time reconstruction; a business rules engine lets administrators author conditional logic, triggers and automation without developer involvement; multi-tenant isolation is enforced at the databa</w:t>
-      </w:r>
-      <w:r>
-        <w:rPr>
-          <w:color w:val="1A1A1A"/>
-        </w:rPr>
-        <w:t>se layer via PostgreSQL row-level security, alongside an approval matrix, SLA engine and a genuine double-entry accounting ledger.</w:t>
+        <w:t>Python · PyTorch · self-trained recognition models · Django REST Framework · Celery · Redis · PostgreSQL</w:t>
+      </w:r>
+    </w:p>
+    <w:p>
+      <w:pPr>
+        <w:pStyle w:val="ListParagraph"/>
+        <w:numPr>
+          <w:ilvl w:val="0"/>
+          <w:numId w:val="2"/>
+        </w:numPr>
+        <w:spacing w:after="40" w:line="250" w:lineRule="auto"/>
+      </w:pPr>
+      <w:r>
+        <w:rPr>
+          <w:color w:val="1A1A1A"/>
+        </w:rPr>
+        <w:t>Document intelligence built entirely on internally trained models with no external AI provider or hosted inference API in the pipeline, keeping source documents inside controlled infrastructure and addressing confidentiality requirements that rule out third-party processing.</w:t>
+      </w:r>
+    </w:p>
+    <w:p>
+      <w:pPr>
+        <w:pStyle w:val="ListParagraph"/>
+        <w:numPr>
+          <w:ilvl w:val="0"/>
+          <w:numId w:val="2"/>
+        </w:numPr>
+        <w:spacing w:after="40" w:line="250" w:lineRule="auto"/>
+      </w:pPr>
+      <w:r>
+        <w:rPr>
+          <w:color w:val="1A1A1A"/>
+        </w:rPr>
+        <w:t>Covers dataset preparation, annotation, training and accuracy benchmarking against held-out sets, with Celery workers running inference off the request path and structured extraction into typed, validated fields behind confidence thresholds and a human review queue.</w:t>
       </w:r>
     </w:p>
     <w:p>
@@ -1032,7 +981,7 @@
           <w:bCs/>
           <w:color w:val="10314F"/>
         </w:rPr>
-        <w:t>OCR &amp; Document Intelligence — In-House Model Development</w:t>
+        <w:t>Trainer &amp; Fitness Platform (Web)</w:t>
       </w:r>
     </w:p>
     <w:p>
@@ -1055,59 +1004,23 @@
           <w:sz w:val="17"/>
           <w:szCs w:val="17"/>
         </w:rPr>
-        <w:t>Python · PyTorch · self-trained recognition models · Django R</w:t>
-      </w:r>
-      <w:r>
-        <w:rPr>
-          <w:color w:val="4A4A4A"/>
-          <w:sz w:val="17"/>
-          <w:szCs w:val="17"/>
-        </w:rPr>
-        <w:t>EST Framework · Celery · Redis · PostgreSQL</w:t>
-      </w:r>
-    </w:p>
-    <w:p>
-      <w:pPr>
-        <w:pStyle w:val="ListParagraph"/>
-        <w:numPr>
-          <w:ilvl w:val="0"/>
-          <w:numId w:val="2"/>
-        </w:numPr>
-        <w:spacing w:after="40" w:line="250" w:lineRule="auto"/>
-      </w:pPr>
-      <w:r>
-        <w:rPr>
-          <w:color w:val="1A1A1A"/>
-        </w:rPr>
-        <w:t>Document intelligence built entirely on internally trained models with no external AI provider or hosted inference API in the pipeline, keeping source documents inside controlled infrastructure and addressing con</w:t>
-      </w:r>
-      <w:r>
-        <w:rPr>
-          <w:color w:val="1A1A1A"/>
-        </w:rPr>
-        <w:t>fidentiality requirements that rule out third-party processing.</w:t>
-      </w:r>
-    </w:p>
-    <w:p>
-      <w:pPr>
-        <w:pStyle w:val="ListParagraph"/>
-        <w:numPr>
-          <w:ilvl w:val="0"/>
-          <w:numId w:val="2"/>
-        </w:numPr>
-        <w:spacing w:after="40" w:line="250" w:lineRule="auto"/>
-      </w:pPr>
-      <w:r>
-        <w:rPr>
-          <w:color w:val="1A1A1A"/>
-        </w:rPr>
-        <w:t>Covers dataset preparation, annotation, training and accuracy benchmarking against held-out sets, with Celery workers running inference off the request path and structured extraction into type</w:t>
-      </w:r>
-      <w:r>
-        <w:rPr>
-          <w:color w:val="1A1A1A"/>
-        </w:rPr>
-        <w:t>d, validated fields behind confidence thresholds and a human review queue.</w:t>
+        <w:t>Django REST Framework · PostgreSQL · Redis · React.js · Celery</w:t>
+      </w:r>
+    </w:p>
+    <w:p>
+      <w:pPr>
+        <w:pStyle w:val="ListParagraph"/>
+        <w:numPr>
+          <w:ilvl w:val="0"/>
+          <w:numId w:val="2"/>
+        </w:numPr>
+        <w:spacing w:after="40" w:line="250" w:lineRule="auto"/>
+      </w:pPr>
+      <w:r>
+        <w:rPr>
+          <w:color w:val="1A1A1A"/>
+        </w:rPr>
+        <w:t>Dual-sided platform connecting trainers and clients, with distinct roles and data visibility rules, training programme creation and assignment, session scheduling, structured progress tracking and a media pipeline gated by programme entitlement.</w:t>
       </w:r>
     </w:p>
     <w:p>
@@ -1120,7 +1033,7 @@
           <w:bCs/>
           <w:color w:val="10314F"/>
         </w:rPr>
-        <w:t>Trainer &amp; Fitness Platform (Web)</w:t>
+        <w:t>Confidential Mobile Application</w:t>
       </w:r>
     </w:p>
     <w:p>
@@ -1143,66 +1056,6 @@
           <w:sz w:val="17"/>
           <w:szCs w:val="17"/>
         </w:rPr>
-        <w:t>Django REST Framework · PostgreSQL · Redis · React.js · Celery</w:t>
-      </w:r>
-    </w:p>
-    <w:p>
-      <w:pPr>
-        <w:pStyle w:val="ListParagraph"/>
-        <w:numPr>
-          <w:ilvl w:val="0"/>
-          <w:numId w:val="2"/>
-        </w:numPr>
-        <w:spacing w:after="40" w:line="250" w:lineRule="auto"/>
-      </w:pPr>
-      <w:r>
-        <w:rPr>
-          <w:color w:val="1A1A1A"/>
-        </w:rPr>
-        <w:t>Dual-sided platform connecting trainers and clients, with distinct roles and data visibility rules, training programme creation and assignment, session scheduling, structured progress tracking and a media pipeline gated by programme entitlement.</w:t>
-      </w:r>
-    </w:p>
-    <w:p>
-      <w:pPr>
-        <w:spacing w:before="120" w:after="30"/>
-      </w:pPr>
-      <w:r>
-        <w:rPr>
-          <w:b/>
-          <w:bCs/>
-          <w:color w:val="10314F"/>
-        </w:rPr>
-        <w:t>Confidenti</w:t>
-      </w:r>
-      <w:r>
-        <w:rPr>
-          <w:b/>
-          <w:bCs/>
-          <w:color w:val="10314F"/>
-        </w:rPr>
-        <w:t>al Mobile Application</w:t>
-      </w:r>
-    </w:p>
-    <w:p>
-      <w:pPr>
-        <w:spacing w:after="50" w:line="250" w:lineRule="auto"/>
-      </w:pPr>
-      <w:r>
-        <w:rPr>
-          <w:b/>
-          <w:bCs/>
-          <w:color w:val="1B6E8C"/>
-          <w:sz w:val="17"/>
-          <w:szCs w:val="17"/>
-        </w:rPr>
-        <w:t xml:space="preserve">Stack: </w:t>
-      </w:r>
-      <w:r>
-        <w:rPr>
-          <w:color w:val="4A4A4A"/>
-          <w:sz w:val="17"/>
-          <w:szCs w:val="17"/>
-        </w:rPr>
         <w:t>Flutter (Dart) · Django REST Framework · PostgreSQL</w:t>
       </w:r>
     </w:p>
@@ -1219,13 +1072,7 @@
         <w:rPr>
           <w:color w:val="1A1A1A"/>
         </w:rPr>
-        <w:t>Cross-platform mobile application delivered under non-disclosure agreement — responsible for backend architecture, API design, data modelling and Flutter client integration. C</w:t>
-      </w:r>
-      <w:r>
-        <w:rPr>
-          <w:color w:val="1A1A1A"/>
-        </w:rPr>
-        <w:t>lient and product details withheld; further detail available in interview within NDA limits.</w:t>
+        <w:t>Cross-platform mobile application delivered under non-disclosure agreement — responsible for backend architecture, API design, data modelling and Flutter client integration. Client and product details withheld; further detail available in interview within NDA limits.</w:t>
       </w:r>
     </w:p>
     <w:p>
@@ -1325,13 +1172,7 @@
         <w:rPr>
           <w:color w:val="1A1A1A"/>
         </w:rPr>
-        <w:t xml:space="preserve"> — architecture, backend APIs, front</w:t>
-      </w:r>
-      <w:r>
-        <w:rPr>
-          <w:color w:val="1A1A1A"/>
-        </w:rPr>
-        <w:t>end, deployment and security — as the primary or sole engineer on each, working within teams of 3–4.</w:t>
+        <w:t xml:space="preserve"> — architecture, backend APIs, frontend, deployment and security — as the primary or sole engineer on each, working within teams of 3–4.</w:t>
       </w:r>
     </w:p>
     <w:p>
@@ -1355,13 +1196,7 @@
         <w:rPr>
           <w:color w:val="1A1A1A"/>
         </w:rPr>
-        <w:t xml:space="preserve"> using Stripe, achieving PCI-compliant encrypted checkout, automated invoice generation and order-confirma</w:t>
-      </w:r>
-      <w:r>
-        <w:rPr>
-          <w:color w:val="1A1A1A"/>
-        </w:rPr>
-        <w:t>tion email pipelines via AWS SES.</w:t>
+        <w:t xml:space="preserve"> using Stripe, achieving PCI-compliant encrypted checkout, automated invoice generation and order-confirmation email pipelines via AWS SES.</w:t>
       </w:r>
     </w:p>
     <w:p>
@@ -1404,51 +1239,37 @@
           <w:bCs/>
           <w:color w:val="0A0A0A"/>
         </w:rPr>
-        <w:t>Improved organic reach for clie</w:t>
-      </w:r>
+        <w:t>Improved organic reach for client sites</w:t>
+      </w:r>
+      <w:r>
+        <w:rPr>
+          <w:color w:val="1A1A1A"/>
+        </w:rPr>
+        <w:t xml:space="preserve"> through dynamic sitemap generation, structured metadata, robots.txt configuration and Next.js server-side rendering, alongside Google Analytics and Search Console setup.</w:t>
+      </w:r>
+    </w:p>
+    <w:p>
+      <w:pPr>
+        <w:pStyle w:val="ListParagraph"/>
+        <w:numPr>
+          <w:ilvl w:val="0"/>
+          <w:numId w:val="2"/>
+        </w:numPr>
+        <w:spacing w:after="40" w:line="250" w:lineRule="auto"/>
+      </w:pPr>
       <w:r>
         <w:rPr>
           <w:b/>
           <w:bCs/>
           <w:color w:val="0A0A0A"/>
         </w:rPr>
-        <w:t>nt sites</w:t>
-      </w:r>
-      <w:r>
-        <w:rPr>
-          <w:color w:val="1A1A1A"/>
-        </w:rPr>
-        <w:t xml:space="preserve"> through dynamic sitemap generation, structured metadata, robots.txt configuration and Next.js server-side rendering, alongside Google Analytics and Search Console setup.</w:t>
-      </w:r>
-    </w:p>
-    <w:p>
-      <w:pPr>
-        <w:pStyle w:val="ListParagraph"/>
-        <w:numPr>
-          <w:ilvl w:val="0"/>
-          <w:numId w:val="2"/>
-        </w:numPr>
-        <w:spacing w:after="40" w:line="250" w:lineRule="auto"/>
-      </w:pPr>
-      <w:r>
-        <w:rPr>
-          <w:b/>
-          <w:bCs/>
-          <w:color w:val="0A0A0A"/>
-        </w:rPr>
         <w:t>Ran client-facing delivery in English</w:t>
       </w:r>
       <w:r>
         <w:rPr>
           <w:color w:val="1A1A1A"/>
         </w:rPr>
-        <w:t xml:space="preserve"> with UK and Qatar stakeholders — requir</w:t>
-      </w:r>
-      <w:r>
-        <w:rPr>
-          <w:color w:val="1A1A1A"/>
-        </w:rPr>
-        <w:t>ements gathering, scope negotiation, demos and post-launch support — without an intermediary account manager.</w:t>
+        <w:t xml:space="preserve"> with UK and Qatar stakeholders — requirements gathering, scope negotiation, demos and post-launch support — without an intermediary account manager.</w:t>
       </w:r>
     </w:p>
     <w:p>
@@ -1527,35 +1348,23 @@
         <w:rPr>
           <w:color w:val="1A1A1A"/>
         </w:rPr>
-        <w:t>Built a bespoke React admin dashboard giving non-technical staff full control of products, categories, inventory, pricing, user</w:t>
-      </w:r>
-      <w:r>
-        <w:rPr>
-          <w:color w:val="1A1A1A"/>
-        </w:rPr>
-        <w:t>s and end-to-end order status — replacing reliance on developer intervention for day-to-day operations.</w:t>
-      </w:r>
-    </w:p>
-    <w:p>
-      <w:pPr>
-        <w:pStyle w:val="ListParagraph"/>
-        <w:numPr>
-          <w:ilvl w:val="0"/>
-          <w:numId w:val="2"/>
-        </w:numPr>
-        <w:spacing w:after="40" w:line="250" w:lineRule="auto"/>
-      </w:pPr>
-      <w:r>
-        <w:rPr>
-          <w:color w:val="1A1A1A"/>
-        </w:rPr>
-        <w:t>Designed the Django REST API layer covering authentication, role-based access, cart logic, order workflows and admin operations, secured with JWT and pr</w:t>
-      </w:r>
-      <w:r>
-        <w:rPr>
-          <w:color w:val="1A1A1A"/>
-        </w:rPr>
-        <w:t>otected route guards.</w:t>
+        <w:t>Built a bespoke React admin dashboard giving non-technical staff full control of products, categories, inventory, pricing, users and end-to-end order status — replacing reliance on developer intervention for day-to-day operations.</w:t>
+      </w:r>
+    </w:p>
+    <w:p>
+      <w:pPr>
+        <w:pStyle w:val="ListParagraph"/>
+        <w:numPr>
+          <w:ilvl w:val="0"/>
+          <w:numId w:val="2"/>
+        </w:numPr>
+        <w:spacing w:after="40" w:line="250" w:lineRule="auto"/>
+      </w:pPr>
+      <w:r>
+        <w:rPr>
+          <w:color w:val="1A1A1A"/>
+        </w:rPr>
+        <w:t>Designed the Django REST API layer covering authentication, role-based access, cart logic, order workflows and admin operations, secured with JWT and protected route guards.</w:t>
       </w:r>
     </w:p>
     <w:p>
@@ -1597,17 +1406,7 @@
           <w:sz w:val="18"/>
           <w:szCs w:val="18"/>
         </w:rPr>
-        <w:t xml:space="preserve">  ·  </w:t>
-      </w:r>
-      <w:r>
-        <w:rPr>
-          <w:i/>
-          <w:iCs/>
-          <w:color w:val="4A4A4A"/>
-          <w:sz w:val="18"/>
-          <w:szCs w:val="18"/>
-        </w:rPr>
-        <w:t>Doha, Qatar  ·  sevenstars.qa</w:t>
+        <w:t xml:space="preserve">  ·  Doha, Qatar  ·  sevenstars.qa</w:t>
       </w:r>
     </w:p>
     <w:p>
@@ -1662,13 +1461,7 @@
         <w:rPr>
           <w:color w:val="1A1A1A"/>
         </w:rPr>
-        <w:t>Automa</w:t>
-      </w:r>
-      <w:r>
-        <w:rPr>
-          <w:color w:val="1A1A1A"/>
-        </w:rPr>
-        <w:t>ted post-purchase operations — downloadable invoice generation plus confirmation emails to customer and administrator on every successful order.</w:t>
+        <w:t>Automated post-purchase operations — downloadable invoice generation plus confirmation emails to customer and administrator on every successful order.</w:t>
       </w:r>
     </w:p>
     <w:p>
@@ -1710,17 +1503,7 @@
           <w:sz w:val="18"/>
           <w:szCs w:val="18"/>
         </w:rPr>
-        <w:t xml:space="preserve">  · </w:t>
-      </w:r>
-      <w:r>
-        <w:rPr>
-          <w:i/>
-          <w:iCs/>
-          <w:color w:val="4A4A4A"/>
-          <w:sz w:val="18"/>
-          <w:szCs w:val="18"/>
-        </w:rPr>
-        <w:t xml:space="preserve"> UK client  ·  indiguardsecurity.co.uk</w:t>
+        <w:t xml:space="preserve">  ·  UK client  ·  indiguardsecurity.co.uk</w:t>
       </w:r>
     </w:p>
     <w:p>
@@ -1759,13 +1542,7 @@
         <w:rPr>
           <w:color w:val="1A1A1A"/>
         </w:rPr>
-        <w:t>Modelled security service lines (CCTV monitoring, mobile patrol, key holding, sector solutions) as dynamic Django models rendered throug</w:t>
-      </w:r>
-      <w:r>
-        <w:rPr>
-          <w:color w:val="1A1A1A"/>
-        </w:rPr>
-        <w:t>h reusable React components, letting the client add services without a code change.</w:t>
+        <w:t>Modelled security service lines (CCTV monitoring, mobile patrol, key holding, sector solutions) as dynamic Django models rendered through reusable React components, letting the client add services without a code change.</w:t>
       </w:r>
     </w:p>
     <w:p>
@@ -1797,13 +1574,7 @@
         <w:rPr>
           <w:color w:val="1A1A1A"/>
         </w:rPr>
-        <w:t>Dep</w:t>
-      </w:r>
-      <w:r>
-        <w:rPr>
-          <w:color w:val="1A1A1A"/>
-        </w:rPr>
-        <w:t>loyed a split architecture — React on Vercel with edge caching, Django on Render with automated build pipelines and persistent storage.</w:t>
+        <w:t>Deployed a split architecture — React on Vercel with edge caching, Django on Render with automated build pipelines and persistent storage.</w:t>
       </w:r>
     </w:p>
     <w:p>
@@ -1852,15 +1623,7 @@
           <w:sz w:val="17"/>
           <w:szCs w:val="17"/>
         </w:rPr>
-        <w:t>R</w:t>
-      </w:r>
-      <w:r>
-        <w:rPr>
-          <w:color w:val="4A4A4A"/>
-          <w:sz w:val="17"/>
-          <w:szCs w:val="17"/>
-        </w:rPr>
-        <w:t>eact.js · Django · Linux VPS</w:t>
+        <w:t>React.js · Django · Linux VPS</w:t>
       </w:r>
     </w:p>
     <w:p>
@@ -1973,7 +1736,7 @@
           <w:bCs/>
           <w:color w:val="10314F"/>
         </w:rPr>
-        <w:t>TrafficVision — AI Traffic Intelligence Platform</w:t>
+        <w:t>AI Research Agent — Multi-Agent Research System with Verified Citations</w:t>
       </w:r>
       <w:r>
         <w:rPr>
@@ -1983,7 +1746,83 @@
           <w:sz w:val="18"/>
           <w:szCs w:val="18"/>
         </w:rPr>
-        <w:t xml:space="preserve">  ·  Indepen</w:t>
+        <w:t xml:space="preserve">  ·  Independent project · sole architect &amp; developer</w:t>
+      </w:r>
+    </w:p>
+    <w:p>
+      <w:pPr>
+        <w:spacing w:after="50" w:line="250" w:lineRule="auto"/>
+      </w:pPr>
+      <w:r>
+        <w:rPr>
+          <w:b/>
+          <w:bCs/>
+          <w:color w:val="1B6E8C"/>
+          <w:sz w:val="17"/>
+          <w:szCs w:val="17"/>
+        </w:rPr>
+        <w:t>Stack: Python · LangGraph · FastAPI · Ollama (local LLM) · PostgreSQL + pgvector · FAISS · sentence-transformers · Next.js 16 · TypeScript</w:t>
+      </w:r>
+    </w:p>
+    <w:p>
+      <w:pPr>
+        <w:pStyle w:val="ListParagraph"/>
+        <w:numPr>
+          <w:ilvl w:val="0"/>
+          <w:numId w:val="2"/>
+        </w:numPr>
+        <w:spacing w:after="40" w:line="250" w:lineRule="auto"/>
+      </w:pPr>
+      <w:r>
+        <w:rPr>
+          <w:color w:val="1A1A1A"/>
+        </w:rPr>
+        <w:t>Built a multi-agent research system on a LangGraph state machine — Planner, Researcher, Analyst, Critic, Writer and Citation-Verifier agents that search the real web, build a per-session RAG index with full provenance, and generate findings grounded only in retrieved evidence — all running on a fully local LLM (Ollama) with local embeddings and no cloud AI.</w:t>
+      </w:r>
+    </w:p>
+    <w:p>
+      <w:pPr>
+        <w:pStyle w:val="ListParagraph"/>
+        <w:numPr>
+          <w:ilvl w:val="0"/>
+          <w:numId w:val="2"/>
+        </w:numPr>
+        <w:spacing w:after="40" w:line="250" w:lineRule="auto"/>
+      </w:pPr>
+      <w:r>
+        <w:rPr>
+          <w:color w:val="1A1A1A"/>
+        </w:rPr>
+        <w:t>Engineered hallucination reduction as architecture rather than prompting — findings citing pages never fetched are discarded deterministically, a Critic gate loops the workflow back to research when evidence is insufficient (hard-capped at two iterations), and every citation in the final report is semantically verified against the session's own sources; measured citation coverage rose from 0% to 60–86%.</w:t>
+      </w:r>
+    </w:p>
+    <w:p>
+      <w:pPr>
+        <w:pStyle w:val="ListParagraph"/>
+        <w:numPr>
+          <w:ilvl w:val="0"/>
+          <w:numId w:val="2"/>
+        </w:numPr>
+        <w:spacing w:after="40" w:line="250" w:lineRule="auto"/>
+      </w:pPr>
+      <w:r>
+        <w:rPr>
+          <w:color w:val="1A1A1A"/>
+        </w:rPr>
+        <w:t>Delivered a FastAPI + Next.js research workstation streaming live agent progress over Server-Sent Events, with hybrid retrieval (dense embeddings fused with BM25 via reciprocal rank fusion), schema-constrained JSON decoding, provider-fallback web search and a built-in evaluation harness benchmarking citation coverage, groundedness and latency across local models — 38 tests, all external services mocked.</w:t>
+      </w:r>
+    </w:p>
+    <w:p>
+      <w:pPr>
+        <w:spacing w:before="120" w:after="30"/>
+      </w:pPr>
+      <w:r>
+        <w:rPr>
+          <w:b/>
+          <w:bCs/>
+          <w:color w:val="10314F"/>
+        </w:rPr>
+        <w:t>TrafficVision — AI Traffic Intelligence Platform</w:t>
       </w:r>
       <w:r>
         <w:rPr>
@@ -1993,7 +1832,7 @@
           <w:sz w:val="18"/>
           <w:szCs w:val="18"/>
         </w:rPr>
-        <w:t>dent research · sole architect &amp; developer · model in training</w:t>
+        <w:t xml:space="preserve">  ·  Independent research · sole architect &amp; developer · model in training</w:t>
       </w:r>
     </w:p>
     <w:p>
@@ -2032,63 +1871,39 @@
         <w:rPr>
           <w:color w:val="1A1A1A"/>
         </w:rPr>
-        <w:t>Built a computer-vision platform that ingests traffic video and turns it into struc</w:t>
-      </w:r>
-      <w:r>
-        <w:rPr>
-          <w:color w:val="1A1A1A"/>
-        </w:rPr>
-        <w:t>tured, real-time intelligence about vehicles and road conditions — modelling the full domain from city down to individual lanes, cameras, regions-of-interest and counting lines, so every detection carries real spatial meaning rather than raw pixel boxes.</w:t>
-      </w:r>
-    </w:p>
-    <w:p>
-      <w:pPr>
-        <w:pStyle w:val="ListParagraph"/>
-        <w:numPr>
-          <w:ilvl w:val="0"/>
-          <w:numId w:val="2"/>
-        </w:numPr>
-        <w:spacing w:after="40" w:line="250" w:lineRule="auto"/>
-      </w:pPr>
-      <w:r>
-        <w:rPr>
-          <w:color w:val="1A1A1A"/>
-        </w:rPr>
-        <w:t>T</w:t>
-      </w:r>
-      <w:r>
-        <w:rPr>
-          <w:color w:val="1A1A1A"/>
-        </w:rPr>
-        <w:t>rained an FCOS vehicle detector exported to ONNX for fast inference, with train-equals-serve preprocessing; owns the full pipeline — dataset preparation, leakage-safe splits, multi-day interruptible training with checkpoint and resume, and honest evaluatio</w:t>
-      </w:r>
-      <w:r>
-        <w:rPr>
-          <w:color w:val="1A1A1A"/>
-        </w:rPr>
-        <w:t>n (IoU precision/recall, mAP) on held-out data.</w:t>
-      </w:r>
-    </w:p>
-    <w:p>
-      <w:pPr>
-        <w:pStyle w:val="ListParagraph"/>
-        <w:numPr>
-          <w:ilvl w:val="0"/>
-          <w:numId w:val="2"/>
-        </w:numPr>
-        <w:spacing w:after="40" w:line="250" w:lineRule="auto"/>
-      </w:pPr>
-      <w:r>
-        <w:rPr>
-          <w:color w:val="1A1A1A"/>
-        </w:rPr>
-        <w:t xml:space="preserve">Engineered GPU-managed processing sessions on Celery that run video through the model off the request path, with GPU allocation, heartbeats and automatic crash recovery, so long-running analysis never blocks </w:t>
-      </w:r>
-      <w:r>
-        <w:rPr>
-          <w:color w:val="1A1A1A"/>
-        </w:rPr>
-        <w:t>the API.</w:t>
+        <w:t>Built a computer-vision platform that ingests traffic video and turns it into structured, real-time intelligence about vehicles and road conditions — modelling the full domain from city down to individual lanes, cameras, regions-of-interest and counting lines, so every detection carries real spatial meaning rather than raw pixel boxes.</w:t>
+      </w:r>
+    </w:p>
+    <w:p>
+      <w:pPr>
+        <w:pStyle w:val="ListParagraph"/>
+        <w:numPr>
+          <w:ilvl w:val="0"/>
+          <w:numId w:val="2"/>
+        </w:numPr>
+        <w:spacing w:after="40" w:line="250" w:lineRule="auto"/>
+      </w:pPr>
+      <w:r>
+        <w:rPr>
+          <w:color w:val="1A1A1A"/>
+        </w:rPr>
+        <w:t>Trained an FCOS vehicle detector exported to ONNX for fast inference, with train-equals-serve preprocessing; owns the full pipeline — dataset preparation, leakage-safe splits, multi-day interruptible training with checkpoint and resume, and honest evaluation (IoU precision/recall, mAP) on held-out data.</w:t>
+      </w:r>
+    </w:p>
+    <w:p>
+      <w:pPr>
+        <w:pStyle w:val="ListParagraph"/>
+        <w:numPr>
+          <w:ilvl w:val="0"/>
+          <w:numId w:val="2"/>
+        </w:numPr>
+        <w:spacing w:after="40" w:line="250" w:lineRule="auto"/>
+      </w:pPr>
+      <w:r>
+        <w:rPr>
+          <w:color w:val="1A1A1A"/>
+        </w:rPr>
+        <w:t>Engineered GPU-managed processing sessions on Celery that run video through the model off the request path, with GPU allocation, heartbeats and automatic crash recovery, so long-running analysis never blocks the API.</w:t>
       </w:r>
     </w:p>
     <w:p>
@@ -2150,63 +1965,39 @@
         <w:rPr>
           <w:color w:val="1A1A1A"/>
         </w:rPr>
-        <w:t>Built a</w:t>
-      </w:r>
-      <w:r>
-        <w:rPr>
-          <w:color w:val="1A1A1A"/>
-        </w:rPr>
-        <w:t xml:space="preserve"> multi-tenant, headless commerce platform whose backend is deliberately vertical-neutral — the same engine powers a boutique, grocery, pharmacy or B2B wholesaler, with each store’s identity expressed as configuration rather than hardcoded logic and no busi</w:t>
-      </w:r>
-      <w:r>
-        <w:rPr>
-          <w:color w:val="1A1A1A"/>
-        </w:rPr>
-        <w:t>ness-type conditional anywhere in the backend.</w:t>
-      </w:r>
-    </w:p>
-    <w:p>
-      <w:pPr>
-        <w:pStyle w:val="ListParagraph"/>
-        <w:numPr>
-          <w:ilvl w:val="0"/>
-          <w:numId w:val="2"/>
-        </w:numPr>
-        <w:spacing w:after="40" w:line="250" w:lineRule="auto"/>
-      </w:pPr>
-      <w:r>
-        <w:rPr>
-          <w:color w:val="1A1A1A"/>
-        </w:rPr>
-        <w:t>Designed the catalogue engine end to end (tenant → catalogue → category → product → variant) with a full variant engine, dynamic attributes, brands, collections and SEO/JSON-LD generation, plus a global-market</w:t>
-      </w:r>
-      <w:r>
-        <w:rPr>
-          <w:color w:val="1A1A1A"/>
-        </w:rPr>
-        <w:t xml:space="preserve"> pricing engine modelling market as distinct from currency with locked prices, FX fallback and a deterministic no-borrowing resolver.</w:t>
-      </w:r>
-    </w:p>
-    <w:p>
-      <w:pPr>
-        <w:pStyle w:val="ListParagraph"/>
-        <w:numPr>
-          <w:ilvl w:val="0"/>
-          <w:numId w:val="2"/>
-        </w:numPr>
-        <w:spacing w:after="40" w:line="250" w:lineRule="auto"/>
-      </w:pPr>
-      <w:r>
-        <w:rPr>
-          <w:color w:val="1A1A1A"/>
-        </w:rPr>
-        <w:t>Applied ports and adapters from day one — payment, email, storage, search and notification each behind an abstract service</w:t>
-      </w:r>
-      <w:r>
-        <w:rPr>
-          <w:color w:val="1A1A1A"/>
-        </w:rPr>
-        <w:t xml:space="preserve"> with swappable adapters resolved per tenant — under Clean Architecture with CI-enforced dependency boundaries, strict mypy typing, UUIDv7 keys and feature flags.</w:t>
+        <w:t>Built a multi-tenant, headless commerce platform whose backend is deliberately vertical-neutral — the same engine powers a boutique, grocery, pharmacy or B2B wholesaler, with each store’s identity expressed as configuration rather than hardcoded logic and no business-type conditional anywhere in the backend.</w:t>
+      </w:r>
+    </w:p>
+    <w:p>
+      <w:pPr>
+        <w:pStyle w:val="ListParagraph"/>
+        <w:numPr>
+          <w:ilvl w:val="0"/>
+          <w:numId w:val="2"/>
+        </w:numPr>
+        <w:spacing w:after="40" w:line="250" w:lineRule="auto"/>
+      </w:pPr>
+      <w:r>
+        <w:rPr>
+          <w:color w:val="1A1A1A"/>
+        </w:rPr>
+        <w:t>Designed the catalogue engine end to end (tenant → catalogue → category → product → variant) with a full variant engine, dynamic attributes, brands, collections and SEO/JSON-LD generation, plus a global-market pricing engine modelling market as distinct from currency with locked prices, FX fallback and a deterministic no-borrowing resolver.</w:t>
+      </w:r>
+    </w:p>
+    <w:p>
+      <w:pPr>
+        <w:pStyle w:val="ListParagraph"/>
+        <w:numPr>
+          <w:ilvl w:val="0"/>
+          <w:numId w:val="2"/>
+        </w:numPr>
+        <w:spacing w:after="40" w:line="250" w:lineRule="auto"/>
+      </w:pPr>
+      <w:r>
+        <w:rPr>
+          <w:color w:val="1A1A1A"/>
+        </w:rPr>
+        <w:t>Applied ports and adapters from day one — payment, email, storage, search and notification each behind an abstract service with swappable adapters resolved per tenant — under Clean Architecture with CI-enforced dependency boundaries, strict mypy typing, UUIDv7 keys and feature flags.</w:t>
       </w:r>
     </w:p>
     <w:p>
@@ -2229,7 +2020,91 @@
           <w:sz w:val="18"/>
           <w:szCs w:val="18"/>
         </w:rPr>
-        <w:t xml:space="preserve">  ·  Independent research · sole ar</w:t>
+        <w:t xml:space="preserve">  ·  Independent research · sole architect &amp; developer</w:t>
+      </w:r>
+    </w:p>
+    <w:p>
+      <w:pPr>
+        <w:spacing w:after="50" w:line="250" w:lineRule="auto"/>
+      </w:pPr>
+      <w:r>
+        <w:rPr>
+          <w:b/>
+          <w:bCs/>
+          <w:color w:val="1B6E8C"/>
+          <w:sz w:val="17"/>
+          <w:szCs w:val="17"/>
+        </w:rPr>
+        <w:t xml:space="preserve">Stack: </w:t>
+      </w:r>
+      <w:r>
+        <w:rPr>
+          <w:color w:val="4A4A4A"/>
+          <w:sz w:val="17"/>
+          <w:szCs w:val="17"/>
+        </w:rPr>
+        <w:t>Python · Django 5.2 · DRF · Celery · Redis · PostgreSQL · PyMuPDF / pdfplumber / python-docx · Tesseract OCR · RapidFuzz · Next.js 16 · React 19 · TypeScript</w:t>
+      </w:r>
+    </w:p>
+    <w:p>
+      <w:pPr>
+        <w:pStyle w:val="ListParagraph"/>
+        <w:numPr>
+          <w:ilvl w:val="0"/>
+          <w:numId w:val="2"/>
+        </w:numPr>
+        <w:spacing w:after="40" w:line="250" w:lineRule="auto"/>
+      </w:pPr>
+      <w:r>
+        <w:rPr>
+          <w:color w:val="1A1A1A"/>
+        </w:rPr>
+        <w:t>Built a resume and job-description analysis platform producing explainable hiring intelligence with no LLM or cloud AI — every parsed field and score traces back to the exact text and rule that produced it, via a fully offline engine handling two-column layouts, tables and scanned PDFs through OCR.</w:t>
+      </w:r>
+    </w:p>
+    <w:p>
+      <w:pPr>
+        <w:pStyle w:val="ListParagraph"/>
+        <w:numPr>
+          <w:ilvl w:val="0"/>
+          <w:numId w:val="2"/>
+        </w:numPr>
+        <w:spacing w:after="40" w:line="250" w:lineRule="auto"/>
+      </w:pPr>
+      <w:r>
+        <w:rPr>
+          <w:color w:val="1A1A1A"/>
+        </w:rPr>
+        <w:t>Designed a versioned skill taxonomy of 432 skills across 33 categories and 10 industries with typed aliases and weighted relationships, matched by a staged offline matcher (exact → alias → normalised → fuzzy, never fuzzy-first) that records how each match was made.</w:t>
+      </w:r>
+    </w:p>
+    <w:p>
+      <w:pPr>
+        <w:pStyle w:val="ListParagraph"/>
+        <w:numPr>
+          <w:ilvl w:val="0"/>
+          <w:numId w:val="2"/>
+        </w:numPr>
+        <w:spacing w:after="40" w:line="250" w:lineRule="auto"/>
+      </w:pPr>
+      <w:r>
+        <w:rPr>
+          <w:color w:val="1A1A1A"/>
+        </w:rPr>
+        <w:t>Engineered an explainable ATS scoring engine grading fit across six weighted categories with a neutralise-and-redistribute strategy for non-applicable criteria and a reconciliation invariant, running asynchronously on Celery with live status polling and a golden-dataset benchmark harness keeping accuracy measurable.</w:t>
+      </w:r>
+    </w:p>
+    <w:p>
+      <w:pPr>
+        <w:spacing w:before="120" w:after="30"/>
+      </w:pPr>
+      <w:r>
+        <w:rPr>
+          <w:b/>
+          <w:bCs/>
+          <w:color w:val="10314F"/>
+        </w:rPr>
+        <w:t>MeetingMind AI — Fully-Offline Meeting Intelligence Platform</w:t>
       </w:r>
       <w:r>
         <w:rPr>
@@ -2239,7 +2114,7 @@
           <w:sz w:val="18"/>
           <w:szCs w:val="18"/>
         </w:rPr>
-        <w:t>chitect &amp; developer</w:t>
+        <w:t xml:space="preserve">  ·  Independent research · sole architect &amp; developer</w:t>
       </w:r>
     </w:p>
     <w:p>
@@ -2262,221 +2137,71 @@
           <w:sz w:val="17"/>
           <w:szCs w:val="17"/>
         </w:rPr>
-        <w:t>Python · Django 5.2 · DRF · Celery · Redis · PostgreSQL · PyMuPDF / pdfplumber / python-docx · Tesseract OCR · RapidFuzz · Next.js 16 · React 19 · TypeScript</w:t>
-      </w:r>
-    </w:p>
-    <w:p>
-      <w:pPr>
-        <w:pStyle w:val="ListParagraph"/>
-        <w:numPr>
-          <w:ilvl w:val="0"/>
-          <w:numId w:val="2"/>
-        </w:numPr>
-        <w:spacing w:after="40" w:line="250" w:lineRule="auto"/>
-      </w:pPr>
-      <w:r>
-        <w:rPr>
-          <w:color w:val="1A1A1A"/>
-        </w:rPr>
-        <w:t>Built a resume and job-description analysis platform producing explainable hiring intelligence with no LLM or cloud AI — every parsed field and score traces back to the exact text and rule that produced it, via a fully offline engine handling two-column la</w:t>
-      </w:r>
-      <w:r>
-        <w:rPr>
-          <w:color w:val="1A1A1A"/>
-        </w:rPr>
-        <w:t>youts, tables and scanned PDFs through OCR.</w:t>
-      </w:r>
-    </w:p>
-    <w:p>
-      <w:pPr>
-        <w:pStyle w:val="ListParagraph"/>
-        <w:numPr>
-          <w:ilvl w:val="0"/>
-          <w:numId w:val="2"/>
-        </w:numPr>
-        <w:spacing w:after="40" w:line="250" w:lineRule="auto"/>
-      </w:pPr>
-      <w:r>
-        <w:rPr>
-          <w:color w:val="1A1A1A"/>
-        </w:rPr>
-        <w:t>Designed a versioned skill taxonomy of 432 skills across 33 categories and 10 industries with typed aliases and weighted relationships, matched by a staged offline matcher (exact → alias → normalised → fuzzy, nev</w:t>
-      </w:r>
-      <w:r>
-        <w:rPr>
-          <w:color w:val="1A1A1A"/>
-        </w:rPr>
-        <w:t>er fuzzy-first) that records how each match was made.</w:t>
-      </w:r>
-    </w:p>
-    <w:p>
-      <w:pPr>
-        <w:pStyle w:val="ListParagraph"/>
-        <w:numPr>
-          <w:ilvl w:val="0"/>
-          <w:numId w:val="2"/>
-        </w:numPr>
-        <w:spacing w:after="40" w:line="250" w:lineRule="auto"/>
-      </w:pPr>
-      <w:r>
-        <w:rPr>
-          <w:color w:val="1A1A1A"/>
-        </w:rPr>
-        <w:t>Engineered an explainable ATS scoring engine grading fit across six weighted categories with a neutralise-and-redistribute strategy for non-applicable criteria and a reconciliation invariant, running as</w:t>
-      </w:r>
-      <w:r>
-        <w:rPr>
-          <w:color w:val="1A1A1A"/>
-        </w:rPr>
-        <w:t>ynchronously on Celery with live status polling and a golden-dataset benchmark harness keeping accuracy measurable.</w:t>
-      </w:r>
-    </w:p>
-    <w:p>
-      <w:pPr>
-        <w:spacing w:before="120" w:after="30"/>
-      </w:pPr>
-      <w:r>
-        <w:rPr>
-          <w:b/>
-          <w:bCs/>
-          <w:color w:val="10314F"/>
-        </w:rPr>
-        <w:t>MeetingMind AI — Fully-Offline Meeting Intelligence Platform</w:t>
-      </w:r>
-      <w:r>
-        <w:rPr>
-          <w:i/>
-          <w:iCs/>
-          <w:color w:val="4A4A4A"/>
-          <w:sz w:val="18"/>
-          <w:szCs w:val="18"/>
-        </w:rPr>
-        <w:t xml:space="preserve">  ·  Independent research · sole architect &amp; developer</w:t>
-      </w:r>
-    </w:p>
-    <w:p>
-      <w:pPr>
-        <w:spacing w:after="50" w:line="250" w:lineRule="auto"/>
-      </w:pPr>
-      <w:r>
-        <w:rPr>
-          <w:b/>
-          <w:bCs/>
-          <w:color w:val="1B6E8C"/>
-          <w:sz w:val="17"/>
-          <w:szCs w:val="17"/>
-        </w:rPr>
-        <w:t xml:space="preserve">Stack: </w:t>
-      </w:r>
-      <w:r>
-        <w:rPr>
-          <w:color w:val="4A4A4A"/>
-          <w:sz w:val="17"/>
-          <w:szCs w:val="17"/>
-        </w:rPr>
-        <w:t xml:space="preserve">Python · Django 5 </w:t>
-      </w:r>
-      <w:r>
-        <w:rPr>
-          <w:color w:val="4A4A4A"/>
-          <w:sz w:val="17"/>
-          <w:szCs w:val="17"/>
-        </w:rPr>
-        <w:t>· DRF · Celery · Redis · PostgreSQL · Faster-Whisper · Ollama (Llama 3.2) · SpeechBrain ECAPA · FFmpeg · vector + full-text search · Next.js 16 · React 19 · TypeScript</w:t>
-      </w:r>
-    </w:p>
-    <w:p>
-      <w:pPr>
-        <w:pStyle w:val="ListParagraph"/>
-        <w:numPr>
-          <w:ilvl w:val="0"/>
-          <w:numId w:val="2"/>
-        </w:numPr>
-        <w:spacing w:after="40" w:line="250" w:lineRule="auto"/>
-      </w:pPr>
-      <w:r>
-        <w:rPr>
-          <w:color w:val="1A1A1A"/>
-        </w:rPr>
-        <w:t>Built a meeting-assistant platform turning raw audio and video into transcripts, grounde</w:t>
-      </w:r>
-      <w:r>
-        <w:rPr>
-          <w:color w:val="1A1A1A"/>
-        </w:rPr>
-        <w:t>d summaries, tracked work and organisational knowledge — running entirely locally with no paid APIs, cloud AI or commercial SDKs, every AI capability behind a provider interface defaulting to a local engine.</w:t>
-      </w:r>
-    </w:p>
-    <w:p>
-      <w:pPr>
-        <w:pStyle w:val="ListParagraph"/>
-        <w:numPr>
-          <w:ilvl w:val="0"/>
-          <w:numId w:val="2"/>
-        </w:numPr>
-        <w:spacing w:after="40" w:line="250" w:lineRule="auto"/>
-      </w:pPr>
-      <w:r>
-        <w:rPr>
-          <w:color w:val="1A1A1A"/>
-        </w:rPr>
-        <w:t>Engineered an asynchronous Celery pipeline (vali</w:t>
-      </w:r>
-      <w:r>
-        <w:rPr>
-          <w:color w:val="1A1A1A"/>
-        </w:rPr>
-        <w:t>date → extract → normalise → transcribe → diarise → summarise → index) with graceful degradation so a failed AI step never discards a good transcript, plus a reusable domain-agnostic job engine with dependency-graph ordering, exponential-backoff retry, ide</w:t>
-      </w:r>
-      <w:r>
-        <w:rPr>
-          <w:color w:val="1A1A1A"/>
-        </w:rPr>
-        <w:t>mpotent resume and live progress.</w:t>
-      </w:r>
-    </w:p>
-    <w:p>
-      <w:pPr>
-        <w:pStyle w:val="ListParagraph"/>
-        <w:numPr>
-          <w:ilvl w:val="0"/>
-          <w:numId w:val="2"/>
-        </w:numPr>
-        <w:spacing w:after="40" w:line="250" w:lineRule="auto"/>
-      </w:pPr>
-      <w:r>
-        <w:rPr>
-          <w:color w:val="1A1A1A"/>
-        </w:rPr>
-        <w:t>Implemented grounded RAG chat over hybrid retrieval (local embeddings, Postgres full-text, recency) returning clickable-timestamp citations and refusing to answer beyond source material, and speaker diarisation via SpeechB</w:t>
-      </w:r>
-      <w:r>
-        <w:rPr>
-          <w:color w:val="1A1A1A"/>
-        </w:rPr>
-        <w:t>rain ECAPA embeddings with a cross-meeting voice registry recognising recurring speakers through tiered similarity matching.</w:t>
-      </w:r>
-    </w:p>
-    <w:p>
-      <w:pPr>
-        <w:pStyle w:val="ListParagraph"/>
-        <w:numPr>
-          <w:ilvl w:val="0"/>
-          <w:numId w:val="2"/>
-        </w:numPr>
-        <w:spacing w:after="40" w:line="250" w:lineRule="auto"/>
-      </w:pPr>
-      <w:r>
-        <w:rPr>
-          <w:color w:val="1A1A1A"/>
-        </w:rPr>
-        <w:t>Designed a bitemporal, event-sourced knowledge hub with time-travel queries, decision-evolution history and conflict detection, feeding an executive dashboard materialised incrementally rather than recomputed per request, alongside a 12-agent platform acce</w:t>
-      </w:r>
-      <w:r>
-        <w:rPr>
-          <w:color w:val="1A1A1A"/>
-        </w:rPr>
-        <w:t>ssing data only through a permissioned tool registry with human approval gates.</w:t>
+        <w:t>Python · Django 5 · DRF · Celery · Redis · PostgreSQL · Faster-Whisper · Ollama (Llama 3.2) · SpeechBrain ECAPA · FFmpeg · vector + full-text search · Next.js 16 · React 19 · TypeScript</w:t>
+      </w:r>
+    </w:p>
+    <w:p>
+      <w:pPr>
+        <w:pStyle w:val="ListParagraph"/>
+        <w:numPr>
+          <w:ilvl w:val="0"/>
+          <w:numId w:val="2"/>
+        </w:numPr>
+        <w:spacing w:after="40" w:line="250" w:lineRule="auto"/>
+      </w:pPr>
+      <w:r>
+        <w:rPr>
+          <w:color w:val="1A1A1A"/>
+        </w:rPr>
+        <w:t>Built a meeting-assistant platform turning raw audio and video into transcripts, grounded summaries, tracked work and organisational knowledge — running entirely locally with no paid APIs, cloud AI or commercial SDKs, every AI capability behind a provider interface defaulting to a local engine.</w:t>
+      </w:r>
+    </w:p>
+    <w:p>
+      <w:pPr>
+        <w:pStyle w:val="ListParagraph"/>
+        <w:numPr>
+          <w:ilvl w:val="0"/>
+          <w:numId w:val="2"/>
+        </w:numPr>
+        <w:spacing w:after="40" w:line="250" w:lineRule="auto"/>
+      </w:pPr>
+      <w:r>
+        <w:rPr>
+          <w:color w:val="1A1A1A"/>
+        </w:rPr>
+        <w:t>Engineered an asynchronous Celery pipeline (validate → extract → normalise → transcribe → diarise → summarise → index) with graceful degradation so a failed AI step never discards a good transcript, plus a reusable domain-agnostic job engine with dependency-graph ordering, exponential-backoff retry, idempotent resume and live progress.</w:t>
+      </w:r>
+    </w:p>
+    <w:p>
+      <w:pPr>
+        <w:pStyle w:val="ListParagraph"/>
+        <w:numPr>
+          <w:ilvl w:val="0"/>
+          <w:numId w:val="2"/>
+        </w:numPr>
+        <w:spacing w:after="40" w:line="250" w:lineRule="auto"/>
+      </w:pPr>
+      <w:r>
+        <w:rPr>
+          <w:color w:val="1A1A1A"/>
+        </w:rPr>
+        <w:t>Implemented grounded RAG chat over hybrid retrieval (local embeddings, Postgres full-text, recency) returning clickable-timestamp citations and refusing to answer beyond source material, and speaker diarisation via SpeechBrain ECAPA embeddings with a cross-meeting voice registry recognising recurring speakers through tiered similarity matching.</w:t>
+      </w:r>
+    </w:p>
+    <w:p>
+      <w:pPr>
+        <w:pStyle w:val="ListParagraph"/>
+        <w:numPr>
+          <w:ilvl w:val="0"/>
+          <w:numId w:val="2"/>
+        </w:numPr>
+        <w:spacing w:after="40" w:line="250" w:lineRule="auto"/>
+      </w:pPr>
+      <w:r>
+        <w:rPr>
+          <w:color w:val="1A1A1A"/>
+        </w:rPr>
+        <w:t>Designed a bitemporal, event-sourced knowledge hub with time-travel queries, decision-evolution history and conflict detection, feeding an executive dashboard materialised incrementally rather than recomputed per request, alongside a 12-agent platform accessing data only through a permissioned tool registry with human approval gates.</w:t>
       </w:r>
     </w:p>
     <w:p>
@@ -2525,37 +2250,23 @@
           <w:sz w:val="17"/>
           <w:szCs w:val="17"/>
         </w:rPr>
-        <w:t>Next.js 14 · TypeScrip</w:t>
-      </w:r>
-      <w:r>
-        <w:rPr>
-          <w:color w:val="4A4A4A"/>
-          <w:sz w:val="17"/>
-          <w:szCs w:val="17"/>
-        </w:rPr>
-        <w:t>t · Django REST Framework · PostgreSQL · Redis · WebSockets · JWT</w:t>
-      </w:r>
-    </w:p>
-    <w:p>
-      <w:pPr>
-        <w:pStyle w:val="ListParagraph"/>
-        <w:numPr>
-          <w:ilvl w:val="0"/>
-          <w:numId w:val="2"/>
-        </w:numPr>
-        <w:spacing w:after="40" w:line="250" w:lineRule="auto"/>
-      </w:pPr>
-      <w:r>
-        <w:rPr>
-          <w:color w:val="1A1A1A"/>
-        </w:rPr>
-        <w:t>Architected an enterprise hospital operating system unifying patient management, EMR, pharmacy, laboratory, nursing and ward management, billing, staff administration and analytics into a si</w:t>
-      </w:r>
-      <w:r>
-        <w:rPr>
-          <w:color w:val="1A1A1A"/>
-        </w:rPr>
-        <w:t>ngle platform.</w:t>
+        <w:t>Next.js 14 · TypeScript · Django REST Framework · PostgreSQL · Redis · WebSockets · JWT</w:t>
+      </w:r>
+    </w:p>
+    <w:p>
+      <w:pPr>
+        <w:pStyle w:val="ListParagraph"/>
+        <w:numPr>
+          <w:ilvl w:val="0"/>
+          <w:numId w:val="2"/>
+        </w:numPr>
+        <w:spacing w:after="40" w:line="250" w:lineRule="auto"/>
+      </w:pPr>
+      <w:r>
+        <w:rPr>
+          <w:color w:val="1A1A1A"/>
+        </w:rPr>
+        <w:t>Architected an enterprise hospital operating system unifying patient management, EMR, pharmacy, laboratory, nursing and ward management, billing, staff administration and analytics into a single platform.</w:t>
       </w:r>
     </w:p>
     <w:p>
@@ -2587,35 +2298,23 @@
         <w:rPr>
           <w:color w:val="1A1A1A"/>
         </w:rPr>
-        <w:t xml:space="preserve">Delivered real-time clinical workflows </w:t>
-      </w:r>
-      <w:r>
-        <w:rPr>
-          <w:color w:val="1A1A1A"/>
-        </w:rPr>
-        <w:t>over WebSockets: lab result delivery, pharmacy low-stock alerts, emergency notifications and live bed-occupancy changes.</w:t>
-      </w:r>
-    </w:p>
-    <w:p>
-      <w:pPr>
-        <w:pStyle w:val="ListParagraph"/>
-        <w:numPr>
-          <w:ilvl w:val="0"/>
-          <w:numId w:val="2"/>
-        </w:numPr>
-        <w:spacing w:after="40" w:line="250" w:lineRule="auto"/>
-      </w:pPr>
-      <w:r>
-        <w:rPr>
-          <w:color w:val="1A1A1A"/>
-        </w:rPr>
-        <w:t>Built an analytics layer surfacing operational KPIs, revenue analysis and occupancy statistics, backed by PostgreSQL with Redis caching</w:t>
-      </w:r>
-      <w:r>
-        <w:rPr>
-          <w:color w:val="1A1A1A"/>
-        </w:rPr>
-        <w:t xml:space="preserve"> for read-heavy dashboards.</w:t>
+        <w:t>Delivered real-time clinical workflows over WebSockets: lab result delivery, pharmacy low-stock alerts, emergency notifications and live bed-occupancy changes.</w:t>
+      </w:r>
+    </w:p>
+    <w:p>
+      <w:pPr>
+        <w:pStyle w:val="ListParagraph"/>
+        <w:numPr>
+          <w:ilvl w:val="0"/>
+          <w:numId w:val="2"/>
+        </w:numPr>
+        <w:spacing w:after="40" w:line="250" w:lineRule="auto"/>
+      </w:pPr>
+      <w:r>
+        <w:rPr>
+          <w:color w:val="1A1A1A"/>
+        </w:rPr>
+        <w:t>Built an analytics layer surfacing operational KPIs, revenue analysis and occupancy statistics, backed by PostgreSQL with Redis caching for read-heavy dashboards.</w:t>
       </w:r>
     </w:p>
     <w:p>
@@ -2664,15 +2363,7 @@
           <w:sz w:val="17"/>
           <w:szCs w:val="17"/>
         </w:rPr>
-        <w:t>Flutter (Riverpod, Freezed, Dio, GoRouter) · Django REST Framework · PostgreSQL · Redi</w:t>
-      </w:r>
-      <w:r>
-        <w:rPr>
-          <w:color w:val="4A4A4A"/>
-          <w:sz w:val="17"/>
-          <w:szCs w:val="17"/>
-        </w:rPr>
-        <w:t>s · Celery · Django Channels · Stripe · FCM · Google Maps</w:t>
+        <w:t>Flutter (Riverpod, Freezed, Dio, GoRouter) · Django REST Framework · PostgreSQL · Redis · Celery · Django Channels · Stripe · FCM · Google Maps</w:t>
       </w:r>
     </w:p>
     <w:p>
@@ -2704,35 +2395,23 @@
         <w:rPr>
           <w:color w:val="1A1A1A"/>
         </w:rPr>
-        <w:t>Implemented</w:t>
-      </w:r>
-      <w:r>
-        <w:rPr>
-          <w:color w:val="1A1A1A"/>
-        </w:rPr>
-        <w:t xml:space="preserve"> live booking tracking via WebSockets and Google Maps, with passwordless OTP authentication and automatic JWT token refresh.</w:t>
-      </w:r>
-    </w:p>
-    <w:p>
-      <w:pPr>
-        <w:pStyle w:val="ListParagraph"/>
-        <w:numPr>
-          <w:ilvl w:val="0"/>
-          <w:numId w:val="2"/>
-        </w:numPr>
-        <w:spacing w:after="40" w:line="250" w:lineRule="auto"/>
-      </w:pPr>
-      <w:r>
-        <w:rPr>
-          <w:color w:val="1A1A1A"/>
-        </w:rPr>
-        <w:t>Offloaded scheduled jobs, notification dispatch and payment processing to Celery workers backed by Redis, keeping request latency i</w:t>
-      </w:r>
-      <w:r>
-        <w:rPr>
-          <w:color w:val="1A1A1A"/>
-        </w:rPr>
-        <w:t>ndependent of background workload.</w:t>
+        <w:t>Implemented live booking tracking via WebSockets and Google Maps, with passwordless OTP authentication and automatic JWT token refresh.</w:t>
+      </w:r>
+    </w:p>
+    <w:p>
+      <w:pPr>
+        <w:pStyle w:val="ListParagraph"/>
+        <w:numPr>
+          <w:ilvl w:val="0"/>
+          <w:numId w:val="2"/>
+        </w:numPr>
+        <w:spacing w:after="40" w:line="250" w:lineRule="auto"/>
+      </w:pPr>
+      <w:r>
+        <w:rPr>
+          <w:color w:val="1A1A1A"/>
+        </w:rPr>
+        <w:t>Offloaded scheduled jobs, notification dispatch and payment processing to Celery workers backed by Redis, keeping request latency independent of background workload.</w:t>
       </w:r>
     </w:p>
     <w:p>
@@ -2763,16 +2442,7 @@
             <w:color w:val="10314F"/>
             <w:u w:val="single"/>
           </w:rPr>
-          <w:t>ShieldDNS v2.0 — Cro</w:t>
-        </w:r>
-        <w:r>
-          <w:rPr>
-            <w:b/>
-            <w:bCs/>
-            <w:color w:val="10314F"/>
-            <w:u w:val="single"/>
-          </w:rPr>
-          <w:t>ss-Platform Ad, Tracker &amp; Malware Blocking Ecosystem</w:t>
+          <w:t>ShieldDNS v2.0 — Cross-Platform Ad, Tracker &amp; Malware Blocking Ecosystem</w:t>
         </w:r>
       </w:hyperlink>
       <w:r>
@@ -2822,19 +2492,7 @@
         <w:rPr>
           <w:color w:val="1A1A1A"/>
         </w:rPr>
-        <w:t>Designe</w:t>
-      </w:r>
-      <w:r>
-        <w:rPr>
-          <w:color w:val="1A1A1A"/>
-        </w:rPr>
-        <w:t>d and shipped a three-platform blocking ecosystem — an Android VPN-based DNS filter, a Windows local DNS server and a Manifest V3 browser extension — filtering ads, trackers, malware and redirect scams entirely on-device with no accounts, telemetry or thir</w:t>
-      </w:r>
-      <w:r>
-        <w:rPr>
-          <w:color w:val="1A1A1A"/>
-        </w:rPr>
-        <w:t>d-party routing.</w:t>
+        <w:t>Designed and shipped a three-platform blocking ecosystem — an Android VPN-based DNS filter, a Windows local DNS server and a Manifest V3 browser extension — filtering ads, trackers, malware and redirect scams entirely on-device with no accounts, telemetry or third-party routing.</w:t>
       </w:r>
     </w:p>
     <w:p>
@@ -2866,41 +2524,23 @@
         <w:rPr>
           <w:color w:val="1A1A1A"/>
         </w:rPr>
-        <w:t>Built behavioural de</w:t>
-      </w:r>
-      <w:r>
-        <w:rPr>
-          <w:color w:val="1A1A1A"/>
-        </w:rPr>
-        <w:t>tection beyond static lists: CNAME uncloaking across every chain hop, a live 0–100 domain reputation score from subdomain entropy, risky TLDs, homoglyph detection and visit frequency with time-based decay, and multi-hop redirect-chain reconstruction scored</w:t>
-      </w:r>
-      <w:r>
-        <w:rPr>
-          <w:color w:val="1A1A1A"/>
-        </w:rPr>
-        <w:t xml:space="preserve"> by hop count, /24 IP diversity and inter-hop timing.</w:t>
-      </w:r>
-    </w:p>
-    <w:p>
-      <w:pPr>
-        <w:pStyle w:val="ListParagraph"/>
-        <w:numPr>
-          <w:ilvl w:val="0"/>
-          <w:numId w:val="2"/>
-        </w:numPr>
-        <w:spacing w:after="40" w:line="250" w:lineRule="auto"/>
-      </w:pPr>
-      <w:r>
-        <w:rPr>
-          <w:color w:val="1A1A1A"/>
-        </w:rPr>
-        <w:t>Implemented encrypted DoH/DoT upstream resolution with compiled bootstrap IPs to avoid pre-tunnel resolution deadlock, a DNS-layer per-app firewall across Wi-Fi, mobile data and roaming, and three tiere</w:t>
-      </w:r>
-      <w:r>
-        <w:rPr>
-          <w:color w:val="1A1A1A"/>
-        </w:rPr>
-        <w:t>d shield presets trading false-positive rate against aggressiveness.</w:t>
+        <w:t>Built behavioural detection beyond static lists: CNAME uncloaking across every chain hop, a live 0–100 domain reputation score from subdomain entropy, risky TLDs, homoglyph detection and visit frequency with time-based decay, and multi-hop redirect-chain reconstruction scored by hop count, /24 IP diversity and inter-hop timing.</w:t>
+      </w:r>
+    </w:p>
+    <w:p>
+      <w:pPr>
+        <w:pStyle w:val="ListParagraph"/>
+        <w:numPr>
+          <w:ilvl w:val="0"/>
+          <w:numId w:val="2"/>
+        </w:numPr>
+        <w:spacing w:after="40" w:line="250" w:lineRule="auto"/>
+      </w:pPr>
+      <w:r>
+        <w:rPr>
+          <w:color w:val="1A1A1A"/>
+        </w:rPr>
+        <w:t>Implemented encrypted DoH/DoT upstream resolution with compiled bootstrap IPs to avoid pre-tunnel resolution deadlock, a DNS-layer per-app firewall across Wi-Fi, mobile data and roaming, and three tiered shield presets trading false-positive rate against aggressiveness.</w:t>
       </w:r>
     </w:p>
     <w:p>
@@ -3046,13 +2686,7 @@
         <w:rPr>
           <w:color w:val="1A1A1A"/>
         </w:rPr>
-        <w:t>Built stock, seller and sales management with auto-updating inventory levels, configurable low-stock alerts and an analytics dashboard reporting re</w:t>
-      </w:r>
-      <w:r>
-        <w:rPr>
-          <w:color w:val="1A1A1A"/>
-        </w:rPr>
-        <w:t>venue trends, top sellers and stock availability.</w:t>
+        <w:t>Built stock, seller and sales management with auto-updating inventory levels, configurable low-stock alerts and an analytics dashboard reporting revenue trends, top sellers and stock availability.</w:t>
       </w:r>
     </w:p>
     <w:p>
@@ -3117,13 +2751,7 @@
         <w:rPr>
           <w:color w:val="1A1A1A"/>
         </w:rPr>
-        <w:t>Developed map-bas</w:t>
-      </w:r>
-      <w:r>
-        <w:rPr>
-          <w:color w:val="1A1A1A"/>
-        </w:rPr>
-        <w:t>ed crime reporting with proximity alerts, real-time chat between users and authorities, an SOS contact broadcast and admin-defined risk-graded danger zones.</w:t>
+        <w:t>Developed map-based crime reporting with proximity alerts, real-time chat between users and authorities, an SOS contact broadcast and admin-defined risk-graded danger zones.</w:t>
       </w:r>
     </w:p>
     <w:p>
@@ -3138,16 +2766,7 @@
             <w:color w:val="10314F"/>
             <w:u w:val="single"/>
           </w:rPr>
-          <w:t xml:space="preserve">Smart Cafeteria Management </w:t>
-        </w:r>
-        <w:r>
-          <w:rPr>
-            <w:b/>
-            <w:bCs/>
-            <w:color w:val="10314F"/>
-            <w:u w:val="single"/>
-          </w:rPr>
-          <w:t>System</w:t>
+          <w:t>Smart Cafeteria Management System</w:t>
         </w:r>
       </w:hyperlink>
       <w:r>
@@ -3197,13 +2816,7 @@
         <w:rPr>
           <w:color w:val="1A1A1A"/>
         </w:rPr>
-        <w:t>Cafeteria operations platform with role-separated access, menu management, order processing with automated email notification, and integrated nutritional tracking</w:t>
-      </w:r>
-      <w:r>
-        <w:rPr>
-          <w:color w:val="1A1A1A"/>
-        </w:rPr>
-        <w:t xml:space="preserve"> by calories and food type.</w:t>
+        <w:t>Cafeteria operations platform with role-separated access, menu management, order processing with automated email notification, and integrated nutritional tracking by calories and food type.</w:t>
       </w:r>
     </w:p>
     <w:p>
@@ -3311,7 +2924,13 @@
         <w:rPr>
           <w:color w:val="1A1A1A"/>
         </w:rPr>
-        <w:t>Software Developer (full-stack, backend or frontend focus) — European Union.</w:t>
+        <w:t xml:space="preserve">Software Developer (full-stack, backend or frontend </w:t>
+      </w:r>
+      <w:r>
+        <w:rPr>
+          <w:color w:val="1A1A1A"/>
+        </w:rPr>
+        <w:t>focus) — European Union.</w:t>
       </w:r>
     </w:p>
     <w:p>
@@ -3387,13 +3006,7 @@
         <w:rPr>
           <w:color w:val="1A1A1A"/>
         </w:rPr>
-        <w:t>English (professional working proficiency — primary language of all client de</w:t>
-      </w:r>
-      <w:r>
-        <w:rPr>
-          <w:color w:val="1A1A1A"/>
-        </w:rPr>
-        <w:t>livery), Tamil (native).</w:t>
+        <w:t>English (professional working proficiency — primary language of all client delivery), Tamil (native).</w:t>
       </w:r>
     </w:p>
     <w:p>
@@ -3433,7 +3046,6 @@
         </w:rPr>
         <w:t>Available on request.</w:t>
       </w:r>
-      <w:bookmarkEnd w:id="0"/>
     </w:p>
     <w:sectPr>
       <w:pgSz w:w="11906" w:h="16838"/>
@@ -3448,10 +3060,96 @@
 <file path=word/numbering.xml><?xml version="1.0" encoding="utf-8"?>
 <w:numbering xmlns:wpc="http://schemas.microsoft.com/office/word/2010/wordprocessingCanvas" xmlns:cx="http://schemas.microsoft.com/office/drawing/2014/chartex" xmlns:cx1="http://schemas.microsoft.com/office/drawing/2015/9/8/chartex" xmlns:cx2="http://schemas.microsoft.com/office/drawing/2015/10/21/chartex" xmlns:cx3="http://schemas.microsoft.com/office/drawing/2016/5/9/chartex" xmlns:cx4="http://schemas.microsoft.com/office/drawing/2016/5/10/chartex" xmlns:cx5="http://schemas.microsoft.com/office/drawing/2016/5/11/chartex" xmlns:cx6="http://schemas.microsoft.com/office/drawing/2016/5/12/chartex" xmlns:cx7="http://schemas.microsoft.com/office/drawing/2016/5/13/chartex" xmlns:cx8="http://schemas.microsoft.com/office/drawing/2016/5/14/chartex" xmlns:mc="http://schemas.openxmlformats.org/markup-compatibility/2006" xmlns:aink="http://schemas.microsoft.com/office/drawing/2016/ink" xmlns:am3d="http://schemas.microsoft.com/office/drawing/2017/model3d" xmlns:o="urn:schemas-microsoft-com:office:office" xmlns:r="http://schemas.openxmlformats.org/officeDocument/2006/relationships" xmlns:m="http://schemas.openxmlformats.org/officeDocument/2006/math" xmlns:v="urn:schemas-microsoft-com:vml" xmlns:wp14="http://schemas.microsoft.com/office/word/2010/wordprocessingDrawing" xmlns:wp="http://schemas.openxmlformats.org/drawingml/2006/wordprocessingDrawing" xmlns:w10="urn:schemas-microsoft-com:office:word" xmlns:w="http://schemas.openxmlformats.org/wordprocessingml/2006/main" xmlns:w14="http://schemas.microsoft.com/office/word/2010/wordml" xmlns:w15="http://schemas.microsoft.com/office/word/2012/wordml" xmlns:w16cex="http://schemas.microsoft.com/office/word/2018/wordml/cex" xmlns:w16cid="http://schemas.microsoft.com/office/word/2016/wordml/cid" xmlns:w16="http://schemas.microsoft.com/office/word/2018/wordml" xmlns:w16se="http://schemas.microsoft.com/office/word/2015/wordml/symex" xmlns:wpg="http://schemas.microsoft.com/office/word/2010/wordprocessingGroup" xmlns:wpi="http://schemas.microsoft.com/office/word/2010/wordprocessingInk" xmlns:wne="http://schemas.microsoft.com/office/word/2006/wordml" xmlns:wps="http://schemas.microsoft.com/office/word/2010/wordprocessingShape" mc:Ignorable="w14 w15 w16se w16cid w16 w16cex wp14">
   <w:abstractNum w:abstractNumId="0" w15:restartNumberingAfterBreak="0">
-    <w:nsid w:val="24F63B9C"/>
+    <w:nsid w:val="2DCE66EA"/>
     <w:multiLevelType w:val="hybridMultilevel"/>
-    <w:tmpl w:val="34AE47DC"/>
-    <w:lvl w:ilvl="0" w:tplc="3CBEA3F6">
+    <w:tmpl w:val="D0B0A0F6"/>
+    <w:lvl w:ilvl="0" w:tplc="9F2E47A4">
+      <w:start w:val="1"/>
+      <w:numFmt w:val="bullet"/>
+      <w:lvlText w:val="●"/>
+      <w:lvlJc w:val="left"/>
+      <w:pPr>
+        <w:ind w:left="720" w:hanging="360"/>
+      </w:pPr>
+    </w:lvl>
+    <w:lvl w:ilvl="1" w:tplc="BF9E9826">
+      <w:start w:val="1"/>
+      <w:numFmt w:val="bullet"/>
+      <w:lvlText w:val="○"/>
+      <w:lvlJc w:val="left"/>
+      <w:pPr>
+        <w:ind w:left="1440" w:hanging="360"/>
+      </w:pPr>
+    </w:lvl>
+    <w:lvl w:ilvl="2" w:tplc="72D25B2C">
+      <w:start w:val="1"/>
+      <w:numFmt w:val="bullet"/>
+      <w:lvlText w:val="■"/>
+      <w:lvlJc w:val="left"/>
+      <w:pPr>
+        <w:ind w:left="2160" w:hanging="360"/>
+      </w:pPr>
+    </w:lvl>
+    <w:lvl w:ilvl="3" w:tplc="3CC4A68A">
+      <w:start w:val="1"/>
+      <w:numFmt w:val="bullet"/>
+      <w:lvlText w:val="●"/>
+      <w:lvlJc w:val="left"/>
+      <w:pPr>
+        <w:ind w:left="2880" w:hanging="360"/>
+      </w:pPr>
+    </w:lvl>
+    <w:lvl w:ilvl="4" w:tplc="654ECCA2">
+      <w:start w:val="1"/>
+      <w:numFmt w:val="bullet"/>
+      <w:lvlText w:val="○"/>
+      <w:lvlJc w:val="left"/>
+      <w:pPr>
+        <w:ind w:left="3600" w:hanging="360"/>
+      </w:pPr>
+    </w:lvl>
+    <w:lvl w:ilvl="5" w:tplc="F5C29438">
+      <w:start w:val="1"/>
+      <w:numFmt w:val="bullet"/>
+      <w:lvlText w:val="■"/>
+      <w:lvlJc w:val="left"/>
+      <w:pPr>
+        <w:ind w:left="4320" w:hanging="360"/>
+      </w:pPr>
+    </w:lvl>
+    <w:lvl w:ilvl="6" w:tplc="BB4CCB12">
+      <w:start w:val="1"/>
+      <w:numFmt w:val="bullet"/>
+      <w:lvlText w:val="●"/>
+      <w:lvlJc w:val="left"/>
+      <w:pPr>
+        <w:ind w:left="5040" w:hanging="360"/>
+      </w:pPr>
+    </w:lvl>
+    <w:lvl w:ilvl="7" w:tplc="276CCA90">
+      <w:start w:val="1"/>
+      <w:numFmt w:val="bullet"/>
+      <w:lvlText w:val="●"/>
+      <w:lvlJc w:val="left"/>
+      <w:pPr>
+        <w:ind w:left="5760" w:hanging="360"/>
+      </w:pPr>
+    </w:lvl>
+    <w:lvl w:ilvl="8" w:tplc="ACCCA49E">
+      <w:start w:val="1"/>
+      <w:numFmt w:val="bullet"/>
+      <w:lvlText w:val="●"/>
+      <w:lvlJc w:val="left"/>
+      <w:pPr>
+        <w:ind w:left="6480" w:hanging="360"/>
+      </w:pPr>
+    </w:lvl>
+  </w:abstractNum>
+  <w:abstractNum w:abstractNumId="1" w15:restartNumberingAfterBreak="0">
+    <w:nsid w:val="552F263F"/>
+    <w:multiLevelType w:val="hybridMultilevel"/>
+    <w:tmpl w:val="DAC68F64"/>
+    <w:lvl w:ilvl="0" w:tplc="7A5C93A2">
       <w:start w:val="1"/>
       <w:numFmt w:val="bullet"/>
       <w:lvlText w:val="•"/>
@@ -3460,7 +3158,7 @@
         <w:ind w:left="316" w:hanging="215"/>
       </w:pPr>
     </w:lvl>
-    <w:lvl w:ilvl="1" w:tplc="ABA670CC">
+    <w:lvl w:ilvl="1" w:tplc="4A065050">
       <w:start w:val="1"/>
       <w:numFmt w:val="bullet"/>
       <w:lvlText w:val="–"/>
@@ -3469,136 +3167,50 @@
         <w:ind w:left="648" w:hanging="215"/>
       </w:pPr>
     </w:lvl>
-    <w:lvl w:ilvl="2" w:tplc="BB08A248">
+    <w:lvl w:ilvl="2" w:tplc="87567152">
       <w:numFmt w:val="decimal"/>
       <w:lvlText w:val=""/>
       <w:lvlJc w:val="left"/>
     </w:lvl>
-    <w:lvl w:ilvl="3" w:tplc="4DA4F112">
+    <w:lvl w:ilvl="3" w:tplc="CDCA6B16">
       <w:numFmt w:val="decimal"/>
       <w:lvlText w:val=""/>
       <w:lvlJc w:val="left"/>
     </w:lvl>
-    <w:lvl w:ilvl="4" w:tplc="C99859B4">
+    <w:lvl w:ilvl="4" w:tplc="A26EE6D2">
       <w:numFmt w:val="decimal"/>
       <w:lvlText w:val=""/>
       <w:lvlJc w:val="left"/>
     </w:lvl>
-    <w:lvl w:ilvl="5" w:tplc="B2A6256E">
+    <w:lvl w:ilvl="5" w:tplc="B5029B0A">
       <w:numFmt w:val="decimal"/>
       <w:lvlText w:val=""/>
       <w:lvlJc w:val="left"/>
     </w:lvl>
-    <w:lvl w:ilvl="6" w:tplc="5F468FBE">
+    <w:lvl w:ilvl="6" w:tplc="655CF5D4">
       <w:numFmt w:val="decimal"/>
       <w:lvlText w:val=""/>
       <w:lvlJc w:val="left"/>
     </w:lvl>
-    <w:lvl w:ilvl="7" w:tplc="DA82660A">
+    <w:lvl w:ilvl="7" w:tplc="6148661E">
       <w:numFmt w:val="decimal"/>
       <w:lvlText w:val=""/>
       <w:lvlJc w:val="left"/>
     </w:lvl>
-    <w:lvl w:ilvl="8" w:tplc="26A2987C">
+    <w:lvl w:ilvl="8" w:tplc="088053CE">
       <w:numFmt w:val="decimal"/>
       <w:lvlText w:val=""/>
       <w:lvlJc w:val="left"/>
     </w:lvl>
   </w:abstractNum>
-  <w:abstractNum w:abstractNumId="1" w15:restartNumberingAfterBreak="0">
-    <w:nsid w:val="6F8355C2"/>
-    <w:multiLevelType w:val="hybridMultilevel"/>
-    <w:tmpl w:val="57E66924"/>
-    <w:lvl w:ilvl="0" w:tplc="07F0C67C">
-      <w:start w:val="1"/>
-      <w:numFmt w:val="bullet"/>
-      <w:lvlText w:val="●"/>
-      <w:lvlJc w:val="left"/>
-      <w:pPr>
-        <w:ind w:left="720" w:hanging="360"/>
-      </w:pPr>
-    </w:lvl>
-    <w:lvl w:ilvl="1" w:tplc="07E65230">
-      <w:start w:val="1"/>
-      <w:numFmt w:val="bullet"/>
-      <w:lvlText w:val="○"/>
-      <w:lvlJc w:val="left"/>
-      <w:pPr>
-        <w:ind w:left="1440" w:hanging="360"/>
-      </w:pPr>
-    </w:lvl>
-    <w:lvl w:ilvl="2" w:tplc="6B82E718">
-      <w:start w:val="1"/>
-      <w:numFmt w:val="bullet"/>
-      <w:lvlText w:val="■"/>
-      <w:lvlJc w:val="left"/>
-      <w:pPr>
-        <w:ind w:left="2160" w:hanging="360"/>
-      </w:pPr>
-    </w:lvl>
-    <w:lvl w:ilvl="3" w:tplc="1BB0958A">
-      <w:start w:val="1"/>
-      <w:numFmt w:val="bullet"/>
-      <w:lvlText w:val="●"/>
-      <w:lvlJc w:val="left"/>
-      <w:pPr>
-        <w:ind w:left="2880" w:hanging="360"/>
-      </w:pPr>
-    </w:lvl>
-    <w:lvl w:ilvl="4" w:tplc="637E6FCE">
-      <w:start w:val="1"/>
-      <w:numFmt w:val="bullet"/>
-      <w:lvlText w:val="○"/>
-      <w:lvlJc w:val="left"/>
-      <w:pPr>
-        <w:ind w:left="3600" w:hanging="360"/>
-      </w:pPr>
-    </w:lvl>
-    <w:lvl w:ilvl="5" w:tplc="9BA0F44C">
-      <w:start w:val="1"/>
-      <w:numFmt w:val="bullet"/>
-      <w:lvlText w:val="■"/>
-      <w:lvlJc w:val="left"/>
-      <w:pPr>
-        <w:ind w:left="4320" w:hanging="360"/>
-      </w:pPr>
-    </w:lvl>
-    <w:lvl w:ilvl="6" w:tplc="D0F03136">
-      <w:start w:val="1"/>
-      <w:numFmt w:val="bullet"/>
-      <w:lvlText w:val="●"/>
-      <w:lvlJc w:val="left"/>
-      <w:pPr>
-        <w:ind w:left="5040" w:hanging="360"/>
-      </w:pPr>
-    </w:lvl>
-    <w:lvl w:ilvl="7" w:tplc="40F4280E">
-      <w:start w:val="1"/>
-      <w:numFmt w:val="bullet"/>
-      <w:lvlText w:val="●"/>
-      <w:lvlJc w:val="left"/>
-      <w:pPr>
-        <w:ind w:left="5760" w:hanging="360"/>
-      </w:pPr>
-    </w:lvl>
-    <w:lvl w:ilvl="8" w:tplc="FB082AB8">
-      <w:start w:val="1"/>
-      <w:numFmt w:val="bullet"/>
-      <w:lvlText w:val="●"/>
-      <w:lvlJc w:val="left"/>
-      <w:pPr>
-        <w:ind w:left="6480" w:hanging="360"/>
-      </w:pPr>
-    </w:lvl>
-  </w:abstractNum>
   <w:num w:numId="1">
-    <w:abstractNumId w:val="1"/>
+    <w:abstractNumId w:val="0"/>
     <w:lvlOverride w:ilvl="0">
       <w:startOverride w:val="1"/>
     </w:lvlOverride>
   </w:num>
   <w:num w:numId="2">
-    <w:abstractNumId w:val="0"/>
+    <w:abstractNumId w:val="1"/>
     <w:lvlOverride w:ilvl="0">
       <w:startOverride w:val="1"/>
     </w:lvlOverride>

--- a/public/resume/Sridhar_Mahalingam_Software_Developer_Europe.docx
+++ b/public/resume/Sridhar_Mahalingam_Software_Developer_Europe.docx
@@ -1736,7 +1736,7 @@
           <w:bCs/>
           <w:color w:val="10314F"/>
         </w:rPr>
-        <w:t>AI Research Agent — Multi-Agent Research System with Verified Citations</w:t>
+        <w:t>S POS — Multi-Platform Retail Point of Sale (Web, Desktop, Mobile)</w:t>
       </w:r>
       <w:r>
         <w:rPr>
@@ -1746,7 +1746,7 @@
           <w:sz w:val="18"/>
           <w:szCs w:val="18"/>
         </w:rPr>
-        <w:t xml:space="preserve">  ·  Independent project · sole architect &amp; developer</w:t>
+        <w:t xml:space="preserve">  ·  Independent product · sole architect &amp; developer</w:t>
       </w:r>
     </w:p>
     <w:p>
@@ -1761,55 +1761,55 @@
           <w:sz w:val="17"/>
           <w:szCs w:val="17"/>
         </w:rPr>
-        <w:t>Stack: Python · LangGraph · FastAPI · Ollama (local LLM) · PostgreSQL + pgvector · FAISS · sentence-transformers · Next.js 16 · TypeScript</w:t>
-      </w:r>
-    </w:p>
-    <w:p>
-      <w:pPr>
-        <w:pStyle w:val="ListParagraph"/>
-        <w:numPr>
-          <w:ilvl w:val="0"/>
-          <w:numId w:val="2"/>
-        </w:numPr>
-        <w:spacing w:after="40" w:line="250" w:lineRule="auto"/>
-      </w:pPr>
-      <w:r>
-        <w:rPr>
-          <w:color w:val="1A1A1A"/>
-        </w:rPr>
-        <w:t>Built a multi-agent research system on a LangGraph state machine — Planner, Researcher, Analyst, Critic, Writer and Citation-Verifier agents that search the real web, build a per-session RAG index with full provenance, and generate findings grounded only in retrieved evidence — all running on a fully local LLM (Ollama) with local embeddings and no cloud AI.</w:t>
-      </w:r>
-    </w:p>
-    <w:p>
-      <w:pPr>
-        <w:pStyle w:val="ListParagraph"/>
-        <w:numPr>
-          <w:ilvl w:val="0"/>
-          <w:numId w:val="2"/>
-        </w:numPr>
-        <w:spacing w:after="40" w:line="250" w:lineRule="auto"/>
-      </w:pPr>
-      <w:r>
-        <w:rPr>
-          <w:color w:val="1A1A1A"/>
-        </w:rPr>
-        <w:t>Engineered hallucination reduction as architecture rather than prompting — findings citing pages never fetched are discarded deterministically, a Critic gate loops the workflow back to research when evidence is insufficient (hard-capped at two iterations), and every citation in the final report is semantically verified against the session's own sources; measured citation coverage rose from 0% to 60–86%.</w:t>
-      </w:r>
-    </w:p>
-    <w:p>
-      <w:pPr>
-        <w:pStyle w:val="ListParagraph"/>
-        <w:numPr>
-          <w:ilvl w:val="0"/>
-          <w:numId w:val="2"/>
-        </w:numPr>
-        <w:spacing w:after="40" w:line="250" w:lineRule="auto"/>
-      </w:pPr>
-      <w:r>
-        <w:rPr>
-          <w:color w:val="1A1A1A"/>
-        </w:rPr>
-        <w:t>Delivered a FastAPI + Next.js research workstation streaming live agent progress over Server-Sent Events, with hybrid retrieval (dense embeddings fused with BM25 via reciprocal rank fusion), schema-constrained JSON decoding, provider-fallback web search and a built-in evaluation harness benchmarking citation coverage, groundedness and latency across local models — 38 tests, all external services mocked.</w:t>
+        <w:t>Stack: Python · Django 5.2 · Django REST Framework · React 19 · React Native (Expo) · PostgreSQL · SQLite · Redis · Celery · PyInstaller · Docker · Nginx</w:t>
+      </w:r>
+    </w:p>
+    <w:p>
+      <w:pPr>
+        <w:pStyle w:val="ListParagraph"/>
+        <w:numPr>
+          <w:ilvl w:val="0"/>
+          <w:numId w:val="2"/>
+        </w:numPr>
+        <w:spacing w:after="40" w:line="250" w:lineRule="auto"/>
+      </w:pPr>
+      <w:r>
+        <w:rPr>
+          <w:color w:val="1A1A1A"/>
+        </w:rPr>
+        <w:t>Built a complete, multi-currency retail point-of-sale and back-office platform that runs three ways from one Django 5.2 + DRF backend — a hosted multi-store SaaS (Docker, PostgreSQL, Redis, Nginx/TLS), a self-contained Windows desktop exe (PyInstaller + SQLite) that serves every till, tablet and phone on the shop Wi-Fi, and an Expo/React Native mobile app that can run the entire store on a phone, fully offline.</w:t>
+      </w:r>
+    </w:p>
+    <w:p>
+      <w:pPr>
+        <w:pStyle w:val="ListParagraph"/>
+        <w:numPr>
+          <w:ilvl w:val="0"/>
+          <w:numId w:val="2"/>
+        </w:numPr>
+        <w:spacing w:after="40" w:line="250" w:lineRule="auto"/>
+      </w:pPr>
+      <w:r>
+        <w:rPr>
+          <w:color w:val="1A1A1A"/>
+        </w:rPr>
+        <w:t>Engineered server-authoritative money paths — checkout recomputes every invoice with identical per-line rounding, tax and discount rules and rejects mismatches; sale creation, row-locked stock decrement, per-item COGS capture and double-entry ledger posting share one database transaction, keyed by an idempotency key so the same key can never produce a duplicate charge.</w:t>
+      </w:r>
+    </w:p>
+    <w:p>
+      <w:pPr>
+        <w:pStyle w:val="ListParagraph"/>
+        <w:numPr>
+          <w:ilvl w:val="0"/>
+          <w:numId w:val="2"/>
+        </w:numPr>
+        <w:spacing w:after="40" w:line="250" w:lineRule="auto"/>
+      </w:pPr>
+      <w:r>
+        <w:rPr>
+          <w:color w:val="1A1A1A"/>
+        </w:rPr>
+        <w:t>Shipped full retail operations across all three clients — split-tender payments, void/refund with inventory and ledger reversal, register open/close with X/Z reports and drawer reconciliation, product variants and modifiers, server-side promotions and price lists, gift cards and store credit with server-enforced balances, purchasing with partial receiving, inter-store transfers and HMAC-SHA256-signed payment webhooks.</w:t>
       </w:r>
     </w:p>
     <w:p>
@@ -1822,7 +1822,8 @@
           <w:bCs/>
           <w:color w:val="10314F"/>
         </w:rPr>
-        <w:t>TrafficVision — AI Traffic Intelligence Platform</w:t>
+        <w:lastRenderedPageBreak/>
+        <w:t>AI Research Agent — Multi-Agent Research System with Verified Citations</w:t>
       </w:r>
       <w:r>
         <w:rPr>
@@ -1832,7 +1833,7 @@
           <w:sz w:val="18"/>
           <w:szCs w:val="18"/>
         </w:rPr>
-        <w:t xml:space="preserve">  ·  Independent research · sole architect &amp; developer · model in training</w:t>
+        <w:t xml:space="preserve">  ·  Independent project · sole architect &amp; developer</w:t>
       </w:r>
     </w:p>
     <w:p>
@@ -1847,63 +1848,55 @@
           <w:sz w:val="17"/>
           <w:szCs w:val="17"/>
         </w:rPr>
-        <w:t xml:space="preserve">Stack: </w:t>
-      </w:r>
-      <w:r>
-        <w:rPr>
-          <w:color w:val="4A4A4A"/>
-          <w:sz w:val="17"/>
-          <w:szCs w:val="17"/>
-        </w:rPr>
-        <w:t>Python · PyTorch · FCOS / ONNX Runtime · Django REST Framework · Celery · Redis · PostgreSQL · Next.js</w:t>
-      </w:r>
-    </w:p>
-    <w:p>
-      <w:pPr>
-        <w:pStyle w:val="ListParagraph"/>
-        <w:numPr>
-          <w:ilvl w:val="0"/>
-          <w:numId w:val="2"/>
-        </w:numPr>
-        <w:spacing w:after="40" w:line="250" w:lineRule="auto"/>
-      </w:pPr>
-      <w:r>
-        <w:rPr>
-          <w:color w:val="1A1A1A"/>
-        </w:rPr>
-        <w:t>Built a computer-vision platform that ingests traffic video and turns it into structured, real-time intelligence about vehicles and road conditions — modelling the full domain from city down to individual lanes, cameras, regions-of-interest and counting lines, so every detection carries real spatial meaning rather than raw pixel boxes.</w:t>
-      </w:r>
-    </w:p>
-    <w:p>
-      <w:pPr>
-        <w:pStyle w:val="ListParagraph"/>
-        <w:numPr>
-          <w:ilvl w:val="0"/>
-          <w:numId w:val="2"/>
-        </w:numPr>
-        <w:spacing w:after="40" w:line="250" w:lineRule="auto"/>
-      </w:pPr>
-      <w:r>
-        <w:rPr>
-          <w:color w:val="1A1A1A"/>
-        </w:rPr>
-        <w:t>Trained an FCOS vehicle detector exported to ONNX for fast inference, with train-equals-serve preprocessing; owns the full pipeline — dataset preparation, leakage-safe splits, multi-day interruptible training with checkpoint and resume, and honest evaluation (IoU precision/recall, mAP) on held-out data.</w:t>
-      </w:r>
-    </w:p>
-    <w:p>
-      <w:pPr>
-        <w:pStyle w:val="ListParagraph"/>
-        <w:numPr>
-          <w:ilvl w:val="0"/>
-          <w:numId w:val="2"/>
-        </w:numPr>
-        <w:spacing w:after="40" w:line="250" w:lineRule="auto"/>
-      </w:pPr>
-      <w:r>
-        <w:rPr>
-          <w:color w:val="1A1A1A"/>
-        </w:rPr>
-        <w:t>Engineered GPU-managed processing sessions on Celery that run video through the model off the request path, with GPU allocation, heartbeats and automatic crash recovery, so long-running analysis never blocks the API.</w:t>
+        <w:t>Stack: Python · LangGraph · FastAPI · Ollama (local LLM) · PostgreSQL + pgvector · FAISS · sentence-transformers · Next.js 16 · TypeScript</w:t>
+      </w:r>
+    </w:p>
+    <w:p>
+      <w:pPr>
+        <w:pStyle w:val="ListParagraph"/>
+        <w:numPr>
+          <w:ilvl w:val="0"/>
+          <w:numId w:val="2"/>
+        </w:numPr>
+        <w:spacing w:after="40" w:line="250" w:lineRule="auto"/>
+      </w:pPr>
+      <w:r>
+        <w:rPr>
+          <w:color w:val="1A1A1A"/>
+        </w:rPr>
+        <w:t>Built a multi-agent research system on a LangGraph state machine — Planner, Researcher, Analyst, Critic, Writer and Citation-Verifier agents that search the real web, build a per-session RAG index with full provenance, and generate findings grounded only in retrieved evidence — all running on a fully local LLM (Ollama) with local embeddings and no cloud AI.</w:t>
+      </w:r>
+    </w:p>
+    <w:p>
+      <w:pPr>
+        <w:pStyle w:val="ListParagraph"/>
+        <w:numPr>
+          <w:ilvl w:val="0"/>
+          <w:numId w:val="2"/>
+        </w:numPr>
+        <w:spacing w:after="40" w:line="250" w:lineRule="auto"/>
+      </w:pPr>
+      <w:r>
+        <w:rPr>
+          <w:color w:val="1A1A1A"/>
+        </w:rPr>
+        <w:t>Engineered hallucination reduction as architecture rather than prompting — findings citing pages never fetched are discarded deterministically, a Critic gate loops the workflow back to research when evidence is insufficient (hard-capped at two iterations), and every citation in the final report is semantically verified against the session's own sources; measured citation coverage rose from 0% to 60–86%.</w:t>
+      </w:r>
+    </w:p>
+    <w:p>
+      <w:pPr>
+        <w:pStyle w:val="ListParagraph"/>
+        <w:numPr>
+          <w:ilvl w:val="0"/>
+          <w:numId w:val="2"/>
+        </w:numPr>
+        <w:spacing w:after="40" w:line="250" w:lineRule="auto"/>
+      </w:pPr>
+      <w:r>
+        <w:rPr>
+          <w:color w:val="1A1A1A"/>
+        </w:rPr>
+        <w:t>Delivered a FastAPI + Next.js research workstation streaming live agent progress over Server-Sent Events, with hybrid retrieval (dense embeddings fused with BM25 via reciprocal rank fusion), schema-constrained JSON decoding, provider-fallback web search and a built-in evaluation harness benchmarking citation coverage, groundedness and latency across local models — 38 tests, all external services mocked.</w:t>
       </w:r>
     </w:p>
     <w:p>
@@ -1916,7 +1909,7 @@
           <w:bCs/>
           <w:color w:val="10314F"/>
         </w:rPr>
-        <w:t>CommerceOS — Business-Agnostic Commerce Platform</w:t>
+        <w:t>TrafficVision — AI Traffic Intelligence Platform</w:t>
       </w:r>
       <w:r>
         <w:rPr>
@@ -1926,7 +1919,7 @@
           <w:sz w:val="18"/>
           <w:szCs w:val="18"/>
         </w:rPr>
-        <w:t xml:space="preserve">  ·  Independent project · sole architect &amp; developer</w:t>
+        <w:t xml:space="preserve">  ·  Independent research · sole architect &amp; developer · model in training</w:t>
       </w:r>
     </w:p>
     <w:p>
@@ -1949,55 +1942,55 @@
           <w:sz w:val="17"/>
           <w:szCs w:val="17"/>
         </w:rPr>
-        <w:t>Python 3.12 · Django 5.2 · DRF · Django Channels · Celery · Redis · PostgreSQL · Next.js 15 · TypeScript · TanStack Query · Docker</w:t>
-      </w:r>
-    </w:p>
-    <w:p>
-      <w:pPr>
-        <w:pStyle w:val="ListParagraph"/>
-        <w:numPr>
-          <w:ilvl w:val="0"/>
-          <w:numId w:val="2"/>
-        </w:numPr>
-        <w:spacing w:after="40" w:line="250" w:lineRule="auto"/>
-      </w:pPr>
-      <w:r>
-        <w:rPr>
-          <w:color w:val="1A1A1A"/>
-        </w:rPr>
-        <w:t>Built a multi-tenant, headless commerce platform whose backend is deliberately vertical-neutral — the same engine powers a boutique, grocery, pharmacy or B2B wholesaler, with each store’s identity expressed as configuration rather than hardcoded logic and no business-type conditional anywhere in the backend.</w:t>
-      </w:r>
-    </w:p>
-    <w:p>
-      <w:pPr>
-        <w:pStyle w:val="ListParagraph"/>
-        <w:numPr>
-          <w:ilvl w:val="0"/>
-          <w:numId w:val="2"/>
-        </w:numPr>
-        <w:spacing w:after="40" w:line="250" w:lineRule="auto"/>
-      </w:pPr>
-      <w:r>
-        <w:rPr>
-          <w:color w:val="1A1A1A"/>
-        </w:rPr>
-        <w:t>Designed the catalogue engine end to end (tenant → catalogue → category → product → variant) with a full variant engine, dynamic attributes, brands, collections and SEO/JSON-LD generation, plus a global-market pricing engine modelling market as distinct from currency with locked prices, FX fallback and a deterministic no-borrowing resolver.</w:t>
-      </w:r>
-    </w:p>
-    <w:p>
-      <w:pPr>
-        <w:pStyle w:val="ListParagraph"/>
-        <w:numPr>
-          <w:ilvl w:val="0"/>
-          <w:numId w:val="2"/>
-        </w:numPr>
-        <w:spacing w:after="40" w:line="250" w:lineRule="auto"/>
-      </w:pPr>
-      <w:r>
-        <w:rPr>
-          <w:color w:val="1A1A1A"/>
-        </w:rPr>
-        <w:t>Applied ports and adapters from day one — payment, email, storage, search and notification each behind an abstract service with swappable adapters resolved per tenant — under Clean Architecture with CI-enforced dependency boundaries, strict mypy typing, UUIDv7 keys and feature flags.</w:t>
+        <w:t>Python · PyTorch · FCOS / ONNX Runtime · Django REST Framework · Celery · Redis · PostgreSQL · Next.js</w:t>
+      </w:r>
+    </w:p>
+    <w:p>
+      <w:pPr>
+        <w:pStyle w:val="ListParagraph"/>
+        <w:numPr>
+          <w:ilvl w:val="0"/>
+          <w:numId w:val="2"/>
+        </w:numPr>
+        <w:spacing w:after="40" w:line="250" w:lineRule="auto"/>
+      </w:pPr>
+      <w:r>
+        <w:rPr>
+          <w:color w:val="1A1A1A"/>
+        </w:rPr>
+        <w:t>Built a computer-vision platform that ingests traffic video and turns it into structured, real-time intelligence about vehicles and road conditions — modelling the full domain from city down to individual lanes, cameras, regions-of-interest and counting lines, so every detection carries real spatial meaning rather than raw pixel boxes.</w:t>
+      </w:r>
+    </w:p>
+    <w:p>
+      <w:pPr>
+        <w:pStyle w:val="ListParagraph"/>
+        <w:numPr>
+          <w:ilvl w:val="0"/>
+          <w:numId w:val="2"/>
+        </w:numPr>
+        <w:spacing w:after="40" w:line="250" w:lineRule="auto"/>
+      </w:pPr>
+      <w:r>
+        <w:rPr>
+          <w:color w:val="1A1A1A"/>
+        </w:rPr>
+        <w:t>Trained an FCOS vehicle detector exported to ONNX for fast inference, with train-equals-serve preprocessing; owns the full pipeline — dataset preparation, leakage-safe splits, multi-day interruptible training with checkpoint and resume, and honest evaluation (IoU precision/recall, mAP) on held-out data.</w:t>
+      </w:r>
+    </w:p>
+    <w:p>
+      <w:pPr>
+        <w:pStyle w:val="ListParagraph"/>
+        <w:numPr>
+          <w:ilvl w:val="0"/>
+          <w:numId w:val="2"/>
+        </w:numPr>
+        <w:spacing w:after="40" w:line="250" w:lineRule="auto"/>
+      </w:pPr>
+      <w:r>
+        <w:rPr>
+          <w:color w:val="1A1A1A"/>
+        </w:rPr>
+        <w:t>Engineered GPU-managed processing sessions on Celery that run video through the model off the request path, with GPU allocation, heartbeats and automatic crash recovery, so long-running analysis never blocks the API.</w:t>
       </w:r>
     </w:p>
     <w:p>
@@ -2010,7 +2003,7 @@
           <w:bCs/>
           <w:color w:val="10314F"/>
         </w:rPr>
-        <w:t>Airsume — Fully-Offline Resume Intelligence &amp; ATS Platform</w:t>
+        <w:t>CommerceOS — Business-Agnostic Commerce Platform</w:t>
       </w:r>
       <w:r>
         <w:rPr>
@@ -2020,7 +2013,7 @@
           <w:sz w:val="18"/>
           <w:szCs w:val="18"/>
         </w:rPr>
-        <w:t xml:space="preserve">  ·  Independent research · sole architect &amp; developer</w:t>
+        <w:t xml:space="preserve">  ·  Independent project · sole architect &amp; developer</w:t>
       </w:r>
     </w:p>
     <w:p>
@@ -2043,55 +2036,55 @@
           <w:sz w:val="17"/>
           <w:szCs w:val="17"/>
         </w:rPr>
-        <w:t>Python · Django 5.2 · DRF · Celery · Redis · PostgreSQL · PyMuPDF / pdfplumber / python-docx · Tesseract OCR · RapidFuzz · Next.js 16 · React 19 · TypeScript</w:t>
-      </w:r>
-    </w:p>
-    <w:p>
-      <w:pPr>
-        <w:pStyle w:val="ListParagraph"/>
-        <w:numPr>
-          <w:ilvl w:val="0"/>
-          <w:numId w:val="2"/>
-        </w:numPr>
-        <w:spacing w:after="40" w:line="250" w:lineRule="auto"/>
-      </w:pPr>
-      <w:r>
-        <w:rPr>
-          <w:color w:val="1A1A1A"/>
-        </w:rPr>
-        <w:t>Built a resume and job-description analysis platform producing explainable hiring intelligence with no LLM or cloud AI — every parsed field and score traces back to the exact text and rule that produced it, via a fully offline engine handling two-column layouts, tables and scanned PDFs through OCR.</w:t>
-      </w:r>
-    </w:p>
-    <w:p>
-      <w:pPr>
-        <w:pStyle w:val="ListParagraph"/>
-        <w:numPr>
-          <w:ilvl w:val="0"/>
-          <w:numId w:val="2"/>
-        </w:numPr>
-        <w:spacing w:after="40" w:line="250" w:lineRule="auto"/>
-      </w:pPr>
-      <w:r>
-        <w:rPr>
-          <w:color w:val="1A1A1A"/>
-        </w:rPr>
-        <w:t>Designed a versioned skill taxonomy of 432 skills across 33 categories and 10 industries with typed aliases and weighted relationships, matched by a staged offline matcher (exact → alias → normalised → fuzzy, never fuzzy-first) that records how each match was made.</w:t>
-      </w:r>
-    </w:p>
-    <w:p>
-      <w:pPr>
-        <w:pStyle w:val="ListParagraph"/>
-        <w:numPr>
-          <w:ilvl w:val="0"/>
-          <w:numId w:val="2"/>
-        </w:numPr>
-        <w:spacing w:after="40" w:line="250" w:lineRule="auto"/>
-      </w:pPr>
-      <w:r>
-        <w:rPr>
-          <w:color w:val="1A1A1A"/>
-        </w:rPr>
-        <w:t>Engineered an explainable ATS scoring engine grading fit across six weighted categories with a neutralise-and-redistribute strategy for non-applicable criteria and a reconciliation invariant, running asynchronously on Celery with live status polling and a golden-dataset benchmark harness keeping accuracy measurable.</w:t>
+        <w:t>Python 3.12 · Django 5.2 · DRF · Django Channels · Celery · Redis · PostgreSQL · Next.js 15 · TypeScript · TanStack Query · Docker</w:t>
+      </w:r>
+    </w:p>
+    <w:p>
+      <w:pPr>
+        <w:pStyle w:val="ListParagraph"/>
+        <w:numPr>
+          <w:ilvl w:val="0"/>
+          <w:numId w:val="2"/>
+        </w:numPr>
+        <w:spacing w:after="40" w:line="250" w:lineRule="auto"/>
+      </w:pPr>
+      <w:r>
+        <w:rPr>
+          <w:color w:val="1A1A1A"/>
+        </w:rPr>
+        <w:t>Built a multi-tenant, headless commerce platform whose backend is deliberately vertical-neutral — the same engine powers a boutique, grocery, pharmacy or B2B wholesaler, with each store’s identity expressed as configuration rather than hardcoded logic and no business-type conditional anywhere in the backend.</w:t>
+      </w:r>
+    </w:p>
+    <w:p>
+      <w:pPr>
+        <w:pStyle w:val="ListParagraph"/>
+        <w:numPr>
+          <w:ilvl w:val="0"/>
+          <w:numId w:val="2"/>
+        </w:numPr>
+        <w:spacing w:after="40" w:line="250" w:lineRule="auto"/>
+      </w:pPr>
+      <w:r>
+        <w:rPr>
+          <w:color w:val="1A1A1A"/>
+        </w:rPr>
+        <w:t>Designed the catalogue engine end to end (tenant → catalogue → category → product → variant) with a full variant engine, dynamic attributes, brands, collections and SEO/JSON-LD generation, plus a global-market pricing engine modelling market as distinct from currency with locked prices, FX fallback and a deterministic no-borrowing resolver.</w:t>
+      </w:r>
+    </w:p>
+    <w:p>
+      <w:pPr>
+        <w:pStyle w:val="ListParagraph"/>
+        <w:numPr>
+          <w:ilvl w:val="0"/>
+          <w:numId w:val="2"/>
+        </w:numPr>
+        <w:spacing w:after="40" w:line="250" w:lineRule="auto"/>
+      </w:pPr>
+      <w:r>
+        <w:rPr>
+          <w:color w:val="1A1A1A"/>
+        </w:rPr>
+        <w:t>Applied ports and adapters from day one — payment, email, storage, search and notification each behind an abstract service with swappable adapters resolved per tenant — under Clean Architecture with CI-enforced dependency boundaries, strict mypy typing, UUIDv7 keys and feature flags.</w:t>
       </w:r>
     </w:p>
     <w:p>
@@ -2104,7 +2097,7 @@
           <w:bCs/>
           <w:color w:val="10314F"/>
         </w:rPr>
-        <w:t>MeetingMind AI — Fully-Offline Meeting Intelligence Platform</w:t>
+        <w:t>Airsume — Fully-Offline Resume Intelligence &amp; ATS Platform</w:t>
       </w:r>
       <w:r>
         <w:rPr>
@@ -2137,6 +2130,100 @@
           <w:sz w:val="17"/>
           <w:szCs w:val="17"/>
         </w:rPr>
+        <w:t>Python · Django 5.2 · DRF · Celery · Redis · PostgreSQL · PyMuPDF / pdfplumber / python-docx · Tesseract OCR · RapidFuzz · Next.js 16 · React 19 · TypeScript</w:t>
+      </w:r>
+    </w:p>
+    <w:p>
+      <w:pPr>
+        <w:pStyle w:val="ListParagraph"/>
+        <w:numPr>
+          <w:ilvl w:val="0"/>
+          <w:numId w:val="2"/>
+        </w:numPr>
+        <w:spacing w:after="40" w:line="250" w:lineRule="auto"/>
+      </w:pPr>
+      <w:r>
+        <w:rPr>
+          <w:color w:val="1A1A1A"/>
+        </w:rPr>
+        <w:t>Built a resume and job-description analysis platform producing explainable hiring intelligence with no LLM or cloud AI — every parsed field and score traces back to the exact text and rule that produced it, via a fully offline engine handling two-column layouts, tables and scanned PDFs through OCR.</w:t>
+      </w:r>
+    </w:p>
+    <w:p>
+      <w:pPr>
+        <w:pStyle w:val="ListParagraph"/>
+        <w:numPr>
+          <w:ilvl w:val="0"/>
+          <w:numId w:val="2"/>
+        </w:numPr>
+        <w:spacing w:after="40" w:line="250" w:lineRule="auto"/>
+      </w:pPr>
+      <w:r>
+        <w:rPr>
+          <w:color w:val="1A1A1A"/>
+        </w:rPr>
+        <w:t>Designed a versioned skill taxonomy of 432 skills across 33 categories and 10 industries with typed aliases and weighted relationships, matched by a staged offline matcher (exact → alias → normalised → fuzzy, never fuzzy-first) that records how each match was made.</w:t>
+      </w:r>
+    </w:p>
+    <w:p>
+      <w:pPr>
+        <w:pStyle w:val="ListParagraph"/>
+        <w:numPr>
+          <w:ilvl w:val="0"/>
+          <w:numId w:val="2"/>
+        </w:numPr>
+        <w:spacing w:after="40" w:line="250" w:lineRule="auto"/>
+      </w:pPr>
+      <w:r>
+        <w:rPr>
+          <w:color w:val="1A1A1A"/>
+        </w:rPr>
+        <w:t>Engineered an explainable ATS scoring engine grading fit across six weighted categories with a neutralise-and-redistribute strategy for non-applicable criteria and a reconciliation invariant, running asynchronously on Celery with live status polling and a golden-dataset benchmark harness keeping accuracy measurable.</w:t>
+      </w:r>
+    </w:p>
+    <w:p>
+      <w:pPr>
+        <w:spacing w:before="120" w:after="30"/>
+      </w:pPr>
+      <w:r>
+        <w:rPr>
+          <w:b/>
+          <w:bCs/>
+          <w:color w:val="10314F"/>
+        </w:rPr>
+        <w:t>MeetingMind AI — Fully-Offline Meeting Intelligence Platform</w:t>
+      </w:r>
+      <w:r>
+        <w:rPr>
+          <w:i/>
+          <w:iCs/>
+          <w:color w:val="4A4A4A"/>
+          <w:sz w:val="18"/>
+          <w:szCs w:val="18"/>
+        </w:rPr>
+        <w:t xml:space="preserve">  ·  Independent research · sole architect &amp; developer</w:t>
+      </w:r>
+    </w:p>
+    <w:p>
+      <w:pPr>
+        <w:spacing w:after="50" w:line="250" w:lineRule="auto"/>
+      </w:pPr>
+      <w:r>
+        <w:rPr>
+          <w:b/>
+          <w:bCs/>
+          <w:color w:val="1B6E8C"/>
+          <w:sz w:val="17"/>
+          <w:szCs w:val="17"/>
+        </w:rPr>
+        <w:t xml:space="preserve">Stack: </w:t>
+      </w:r>
+      <w:r>
+        <w:rPr>
+          <w:color w:val="4A4A4A"/>
+          <w:sz w:val="17"/>
+          <w:szCs w:val="17"/>
+        </w:rPr>
         <w:t>Python · Django 5 · DRF · Celery · Redis · PostgreSQL · Faster-Whisper · Ollama (Llama 3.2) · SpeechBrain ECAPA · FFmpeg · vector + full-text search · Next.js 16 · React 19 · TypeScript</w:t>
       </w:r>
     </w:p>
@@ -2201,6 +2288,7 @@
         <w:rPr>
           <w:color w:val="1A1A1A"/>
         </w:rPr>
+        <w:lastRenderedPageBreak/>
         <w:t>Designed a bitemporal, event-sourced knowledge hub with time-travel queries, decision-evolution history and conflict detection, feeding an executive dashboard materialised incrementally rather than recomputed per request, alongside a 12-agent platform accessing data only through a permissioned tool registry with human approval gates.</w:t>
       </w:r>
     </w:p>
@@ -2835,6 +2923,7 @@
           <w:sz w:val="20"/>
           <w:szCs w:val="20"/>
         </w:rPr>
+        <w:lastRenderedPageBreak/>
         <w:t>EDUCATION &amp; CERTIFICATIONS</w:t>
       </w:r>
     </w:p>
